--- a/d8_callback_and_lambda_funtions_of_flutter.docx
+++ b/d8_callback_and_lambda_funtions_of_flutter.docx
@@ -9,17 +9,17 @@
           <w:rFonts w:ascii="Calibri" w:hAnsi="Calibri" w:cs="Calibri"/>
           <w:b/>
           <w:bCs/>
-          <w:sz w:val="44"/>
-          <w:szCs w:val="44"/>
-        </w:rPr>
-      </w:pPr>
-      <w:r>
-        <w:rPr>
-          <w:rFonts w:ascii="Calibri" w:hAnsi="Calibri" w:cs="Calibri"/>
-          <w:b/>
-          <w:bCs/>
-          <w:sz w:val="44"/>
-          <w:szCs w:val="44"/>
+          <w:sz w:val="42"/>
+          <w:szCs w:val="42"/>
+        </w:rPr>
+      </w:pPr>
+      <w:r>
+        <w:rPr>
+          <w:rFonts w:ascii="Calibri" w:hAnsi="Calibri" w:cs="Calibri"/>
+          <w:b/>
+          <w:bCs/>
+          <w:sz w:val="42"/>
+          <w:szCs w:val="42"/>
         </w:rPr>
         <w:t>INDEX</w:t>
       </w:r>
@@ -93,15 +93,7 @@
           <w:sz w:val="32"/>
           <w:szCs w:val="32"/>
         </w:rPr>
-        <w:t xml:space="preserve"> as parameter for Calling it</w:t>
-      </w:r>
-      <w:r>
-        <w:rPr>
-          <w:rFonts w:ascii="Calibri" w:hAnsi="Calibri" w:cs="Calibri"/>
-          <w:sz w:val="32"/>
-          <w:szCs w:val="32"/>
-        </w:rPr>
-        <w:t>……………………………….4</w:t>
+        <w:t xml:space="preserve"> as parameter for Calling it……………………………….4</w:t>
       </w:r>
     </w:p>
     <w:p>
@@ -151,17 +143,17 @@
           <w:rFonts w:ascii="Calibri" w:hAnsi="Calibri" w:cs="Calibri"/>
           <w:b/>
           <w:bCs/>
-          <w:sz w:val="36"/>
-          <w:szCs w:val="36"/>
-        </w:rPr>
-      </w:pPr>
-      <w:r>
-        <w:rPr>
-          <w:rFonts w:ascii="Calibri" w:hAnsi="Calibri" w:cs="Calibri"/>
-          <w:b/>
-          <w:bCs/>
-          <w:sz w:val="36"/>
-          <w:szCs w:val="36"/>
+          <w:sz w:val="34"/>
+          <w:szCs w:val="34"/>
+        </w:rPr>
+      </w:pPr>
+      <w:r>
+        <w:rPr>
+          <w:rFonts w:ascii="Calibri" w:hAnsi="Calibri" w:cs="Calibri"/>
+          <w:b/>
+          <w:bCs/>
+          <w:sz w:val="34"/>
+          <w:szCs w:val="34"/>
         </w:rPr>
         <w:lastRenderedPageBreak/>
         <w:t>Callback Functions:</w:t>
@@ -172,41 +164,43 @@
         <w:jc w:val="both"/>
         <w:rPr>
           <w:rFonts w:ascii="Calibri" w:hAnsi="Calibri" w:cs="Calibri"/>
-          <w:sz w:val="36"/>
-          <w:szCs w:val="36"/>
-        </w:rPr>
-      </w:pPr>
-      <w:r>
-        <w:rPr>
-          <w:rFonts w:ascii="Calibri" w:hAnsi="Calibri" w:cs="Calibri"/>
-          <w:sz w:val="36"/>
-          <w:szCs w:val="36"/>
+          <w:sz w:val="34"/>
+          <w:szCs w:val="34"/>
+        </w:rPr>
+      </w:pPr>
+      <w:r>
+        <w:rPr>
+          <w:rFonts w:ascii="Calibri" w:hAnsi="Calibri" w:cs="Calibri"/>
+          <w:sz w:val="34"/>
+          <w:szCs w:val="34"/>
         </w:rPr>
         <w:t xml:space="preserve"># Callback functions call a function from another file like </w:t>
       </w:r>
-      <w:r>
-        <w:rPr>
-          <w:rFonts w:ascii="Calibri" w:hAnsi="Calibri" w:cs="Calibri"/>
-          <w:b/>
-          <w:bCs/>
-          <w:sz w:val="36"/>
-          <w:szCs w:val="36"/>
+      <w:proofErr w:type="spellStart"/>
+      <w:r>
+        <w:rPr>
+          <w:rFonts w:ascii="Calibri" w:hAnsi="Calibri" w:cs="Calibri"/>
+          <w:b/>
+          <w:bCs/>
+          <w:sz w:val="34"/>
+          <w:szCs w:val="34"/>
         </w:rPr>
         <w:t>home_page</w:t>
       </w:r>
-      <w:r>
-        <w:rPr>
-          <w:rFonts w:ascii="Calibri" w:hAnsi="Calibri" w:cs="Calibri"/>
-          <w:sz w:val="36"/>
-          <w:szCs w:val="36"/>
+      <w:proofErr w:type="spellEnd"/>
+      <w:r>
+        <w:rPr>
+          <w:rFonts w:ascii="Calibri" w:hAnsi="Calibri" w:cs="Calibri"/>
+          <w:sz w:val="34"/>
+          <w:szCs w:val="34"/>
         </w:rPr>
         <w:t xml:space="preserve"> it does not return a value, but it may take a parameter. 3 common functions </w:t>
       </w:r>
       <w:r>
         <w:rPr>
           <w:rFonts w:ascii="Calibri" w:hAnsi="Calibri" w:cs="Calibri"/>
-          <w:sz w:val="36"/>
-          <w:szCs w:val="36"/>
+          <w:sz w:val="34"/>
+          <w:szCs w:val="34"/>
         </w:rPr>
         <w:t>are:</w:t>
       </w:r>
@@ -216,43 +210,53 @@
         <w:jc w:val="both"/>
         <w:rPr>
           <w:rFonts w:ascii="Calibri" w:hAnsi="Calibri" w:cs="Calibri"/>
-          <w:sz w:val="36"/>
-          <w:szCs w:val="36"/>
-        </w:rPr>
-      </w:pPr>
-    </w:p>
-    <w:p>
-      <w:pPr>
-        <w:jc w:val="both"/>
-        <w:rPr>
-          <w:rFonts w:ascii="Calibri" w:hAnsi="Calibri" w:cs="Calibri"/>
-          <w:sz w:val="36"/>
-          <w:szCs w:val="36"/>
-        </w:rPr>
-      </w:pPr>
-      <w:r>
-        <w:rPr>
-          <w:rFonts w:ascii="Calibri" w:hAnsi="Calibri" w:cs="Calibri"/>
-          <w:sz w:val="36"/>
-          <w:szCs w:val="36"/>
-        </w:rPr>
-        <w:t>VoidCallback:</w:t>
-      </w:r>
-    </w:p>
-    <w:p>
-      <w:pPr>
-        <w:jc w:val="both"/>
-        <w:rPr>
-          <w:rFonts w:ascii="Calibri" w:hAnsi="Calibri" w:cs="Calibri"/>
-          <w:sz w:val="36"/>
-          <w:szCs w:val="36"/>
-        </w:rPr>
-      </w:pPr>
-      <w:r>
-        <w:rPr>
-          <w:rFonts w:ascii="Calibri" w:hAnsi="Calibri" w:cs="Calibri"/>
-          <w:sz w:val="36"/>
-          <w:szCs w:val="36"/>
+          <w:sz w:val="34"/>
+          <w:szCs w:val="34"/>
+        </w:rPr>
+      </w:pPr>
+    </w:p>
+    <w:p>
+      <w:pPr>
+        <w:jc w:val="both"/>
+        <w:rPr>
+          <w:rFonts w:ascii="Calibri" w:hAnsi="Calibri" w:cs="Calibri"/>
+          <w:sz w:val="34"/>
+          <w:szCs w:val="34"/>
+        </w:rPr>
+      </w:pPr>
+      <w:proofErr w:type="spellStart"/>
+      <w:r>
+        <w:rPr>
+          <w:rFonts w:ascii="Calibri" w:hAnsi="Calibri" w:cs="Calibri"/>
+          <w:sz w:val="34"/>
+          <w:szCs w:val="34"/>
+        </w:rPr>
+        <w:t>VoidCallback</w:t>
+      </w:r>
+      <w:proofErr w:type="spellEnd"/>
+      <w:r>
+        <w:rPr>
+          <w:rFonts w:ascii="Calibri" w:hAnsi="Calibri" w:cs="Calibri"/>
+          <w:sz w:val="34"/>
+          <w:szCs w:val="34"/>
+        </w:rPr>
+        <w:t>:</w:t>
+      </w:r>
+    </w:p>
+    <w:p>
+      <w:pPr>
+        <w:jc w:val="both"/>
+        <w:rPr>
+          <w:rFonts w:ascii="Calibri" w:hAnsi="Calibri" w:cs="Calibri"/>
+          <w:sz w:val="34"/>
+          <w:szCs w:val="34"/>
+        </w:rPr>
+      </w:pPr>
+      <w:r>
+        <w:rPr>
+          <w:rFonts w:ascii="Calibri" w:hAnsi="Calibri" w:cs="Calibri"/>
+          <w:sz w:val="34"/>
+          <w:szCs w:val="34"/>
         </w:rPr>
         <w:t>#</w:t>
       </w:r>
@@ -261,16 +265,28 @@
           <w:rFonts w:ascii="Calibri" w:hAnsi="Calibri" w:cs="Calibri"/>
           <w:b/>
           <w:bCs/>
-          <w:sz w:val="36"/>
-          <w:szCs w:val="36"/>
-        </w:rPr>
-        <w:t xml:space="preserve"> VoidCallback</w:t>
-      </w:r>
-      <w:r>
-        <w:rPr>
-          <w:rFonts w:ascii="Calibri" w:hAnsi="Calibri" w:cs="Calibri"/>
-          <w:sz w:val="36"/>
-          <w:szCs w:val="36"/>
+          <w:sz w:val="34"/>
+          <w:szCs w:val="34"/>
+        </w:rPr>
+        <w:t xml:space="preserve"> </w:t>
+      </w:r>
+      <w:proofErr w:type="spellStart"/>
+      <w:r>
+        <w:rPr>
+          <w:rFonts w:ascii="Calibri" w:hAnsi="Calibri" w:cs="Calibri"/>
+          <w:b/>
+          <w:bCs/>
+          <w:sz w:val="34"/>
+          <w:szCs w:val="34"/>
+        </w:rPr>
+        <w:t>VoidCallback</w:t>
+      </w:r>
+      <w:proofErr w:type="spellEnd"/>
+      <w:r>
+        <w:rPr>
+          <w:rFonts w:ascii="Calibri" w:hAnsi="Calibri" w:cs="Calibri"/>
+          <w:sz w:val="34"/>
+          <w:szCs w:val="34"/>
         </w:rPr>
         <w:t xml:space="preserve"> calls a function, does not accept parameter and return type is void means nothing is returned. Used for buttons, simple taps where not data is passed.</w:t>
       </w:r>
@@ -283,29 +299,31 @@
           <w:b/>
           <w:bCs/>
           <w:color w:val="D86DCB" w:themeColor="accent5" w:themeTint="99"/>
-          <w:sz w:val="36"/>
-          <w:szCs w:val="36"/>
-        </w:rPr>
-      </w:pPr>
-      <w:r>
-        <w:rPr>
-          <w:rFonts w:ascii="Calibri" w:hAnsi="Calibri" w:cs="Calibri"/>
-          <w:b/>
-          <w:bCs/>
-          <w:color w:val="D86DCB" w:themeColor="accent5" w:themeTint="99"/>
-          <w:sz w:val="36"/>
-          <w:szCs w:val="36"/>
+          <w:sz w:val="34"/>
+          <w:szCs w:val="34"/>
+        </w:rPr>
+      </w:pPr>
+      <w:proofErr w:type="spellStart"/>
+      <w:r>
+        <w:rPr>
+          <w:rFonts w:ascii="Calibri" w:hAnsi="Calibri" w:cs="Calibri"/>
+          <w:b/>
+          <w:bCs/>
+          <w:color w:val="D86DCB" w:themeColor="accent5" w:themeTint="99"/>
+          <w:sz w:val="34"/>
+          <w:szCs w:val="34"/>
         </w:rPr>
         <w:t>VoidCallback</w:t>
       </w:r>
-      <w:r>
-        <w:rPr>
-          <w:rFonts w:ascii="Calibri" w:hAnsi="Calibri" w:cs="Calibri"/>
-          <w:b/>
-          <w:bCs/>
-          <w:color w:val="D86DCB" w:themeColor="accent5" w:themeTint="99"/>
-          <w:sz w:val="36"/>
-          <w:szCs w:val="36"/>
+      <w:proofErr w:type="spellEnd"/>
+      <w:r>
+        <w:rPr>
+          <w:rFonts w:ascii="Calibri" w:hAnsi="Calibri" w:cs="Calibri"/>
+          <w:b/>
+          <w:bCs/>
+          <w:color w:val="D86DCB" w:themeColor="accent5" w:themeTint="99"/>
+          <w:sz w:val="34"/>
+          <w:szCs w:val="34"/>
         </w:rPr>
         <w:tab/>
       </w:r>
@@ -315,93 +333,118 @@
           <w:b/>
           <w:bCs/>
           <w:color w:val="D86DCB" w:themeColor="accent5" w:themeTint="99"/>
-          <w:sz w:val="36"/>
-          <w:szCs w:val="36"/>
+          <w:sz w:val="34"/>
+          <w:szCs w:val="34"/>
         </w:rPr>
         <w:t xml:space="preserve">   </w:t>
       </w:r>
-      <w:r>
-        <w:rPr>
-          <w:rFonts w:ascii="Calibri" w:hAnsi="Calibri" w:cs="Calibri"/>
-          <w:b/>
-          <w:bCs/>
-          <w:color w:val="D86DCB" w:themeColor="accent5" w:themeTint="99"/>
-          <w:sz w:val="36"/>
-          <w:szCs w:val="36"/>
-        </w:rPr>
-        <w:t>function_name;</w:t>
-      </w:r>
-    </w:p>
-    <w:p>
-      <w:pPr>
-        <w:jc w:val="both"/>
-        <w:rPr>
-          <w:rFonts w:ascii="Calibri" w:hAnsi="Calibri" w:cs="Calibri"/>
-          <w:sz w:val="36"/>
-          <w:szCs w:val="36"/>
-        </w:rPr>
-      </w:pPr>
-    </w:p>
-    <w:p>
-      <w:pPr>
-        <w:jc w:val="both"/>
-        <w:rPr>
-          <w:rFonts w:ascii="Calibri" w:hAnsi="Calibri" w:cs="Calibri"/>
-          <w:sz w:val="36"/>
-          <w:szCs w:val="36"/>
-        </w:rPr>
-      </w:pPr>
-      <w:r>
-        <w:rPr>
-          <w:rFonts w:ascii="Calibri" w:hAnsi="Calibri" w:cs="Calibri"/>
-          <w:sz w:val="36"/>
-          <w:szCs w:val="36"/>
-        </w:rPr>
-        <w:t>ValueChanged:</w:t>
-      </w:r>
-    </w:p>
-    <w:p>
-      <w:pPr>
-        <w:jc w:val="both"/>
-        <w:rPr>
-          <w:rFonts w:ascii="Calibri" w:hAnsi="Calibri" w:cs="Calibri"/>
-          <w:sz w:val="36"/>
-          <w:szCs w:val="36"/>
-        </w:rPr>
-      </w:pPr>
-      <w:r>
-        <w:rPr>
-          <w:rFonts w:ascii="Calibri" w:hAnsi="Calibri" w:cs="Calibri"/>
-          <w:sz w:val="36"/>
-          <w:szCs w:val="36"/>
+      <w:proofErr w:type="spellStart"/>
+      <w:r>
+        <w:rPr>
+          <w:rFonts w:ascii="Calibri" w:hAnsi="Calibri" w:cs="Calibri"/>
+          <w:b/>
+          <w:bCs/>
+          <w:color w:val="D86DCB" w:themeColor="accent5" w:themeTint="99"/>
+          <w:sz w:val="34"/>
+          <w:szCs w:val="34"/>
+        </w:rPr>
+        <w:t>function_name</w:t>
+      </w:r>
+      <w:proofErr w:type="spellEnd"/>
+      <w:r>
+        <w:rPr>
+          <w:rFonts w:ascii="Calibri" w:hAnsi="Calibri" w:cs="Calibri"/>
+          <w:b/>
+          <w:bCs/>
+          <w:color w:val="D86DCB" w:themeColor="accent5" w:themeTint="99"/>
+          <w:sz w:val="34"/>
+          <w:szCs w:val="34"/>
+        </w:rPr>
+        <w:t>;</w:t>
+      </w:r>
+    </w:p>
+    <w:p>
+      <w:pPr>
+        <w:jc w:val="both"/>
+        <w:rPr>
+          <w:rFonts w:ascii="Calibri" w:hAnsi="Calibri" w:cs="Calibri"/>
+          <w:sz w:val="34"/>
+          <w:szCs w:val="34"/>
+        </w:rPr>
+      </w:pPr>
+    </w:p>
+    <w:p>
+      <w:pPr>
+        <w:jc w:val="both"/>
+        <w:rPr>
+          <w:rFonts w:ascii="Calibri" w:hAnsi="Calibri" w:cs="Calibri"/>
+          <w:sz w:val="34"/>
+          <w:szCs w:val="34"/>
+        </w:rPr>
+      </w:pPr>
+      <w:proofErr w:type="spellStart"/>
+      <w:r>
+        <w:rPr>
+          <w:rFonts w:ascii="Calibri" w:hAnsi="Calibri" w:cs="Calibri"/>
+          <w:sz w:val="34"/>
+          <w:szCs w:val="34"/>
+        </w:rPr>
+        <w:t>ValueChanged</w:t>
+      </w:r>
+      <w:proofErr w:type="spellEnd"/>
+      <w:r>
+        <w:rPr>
+          <w:rFonts w:ascii="Calibri" w:hAnsi="Calibri" w:cs="Calibri"/>
+          <w:sz w:val="34"/>
+          <w:szCs w:val="34"/>
+        </w:rPr>
+        <w:t>:</w:t>
+      </w:r>
+    </w:p>
+    <w:p>
+      <w:pPr>
+        <w:jc w:val="both"/>
+        <w:rPr>
+          <w:rFonts w:ascii="Calibri" w:hAnsi="Calibri" w:cs="Calibri"/>
+          <w:sz w:val="34"/>
+          <w:szCs w:val="34"/>
+        </w:rPr>
+      </w:pPr>
+      <w:r>
+        <w:rPr>
+          <w:rFonts w:ascii="Calibri" w:hAnsi="Calibri" w:cs="Calibri"/>
+          <w:sz w:val="34"/>
+          <w:szCs w:val="34"/>
         </w:rPr>
         <w:t xml:space="preserve"># </w:t>
       </w:r>
-      <w:r>
-        <w:rPr>
-          <w:rFonts w:ascii="Calibri" w:hAnsi="Calibri" w:cs="Calibri"/>
-          <w:b/>
-          <w:bCs/>
-          <w:sz w:val="36"/>
-          <w:szCs w:val="36"/>
+      <w:proofErr w:type="spellStart"/>
+      <w:r>
+        <w:rPr>
+          <w:rFonts w:ascii="Calibri" w:hAnsi="Calibri" w:cs="Calibri"/>
+          <w:b/>
+          <w:bCs/>
+          <w:sz w:val="34"/>
+          <w:szCs w:val="34"/>
         </w:rPr>
         <w:t>ValueChanged</w:t>
       </w:r>
-      <w:r>
-        <w:rPr>
-          <w:rFonts w:ascii="Calibri" w:hAnsi="Calibri" w:cs="Calibri"/>
-          <w:b/>
-          <w:bCs/>
-          <w:sz w:val="36"/>
-          <w:szCs w:val="36"/>
+      <w:proofErr w:type="spellEnd"/>
+      <w:r>
+        <w:rPr>
+          <w:rFonts w:ascii="Calibri" w:hAnsi="Calibri" w:cs="Calibri"/>
+          <w:b/>
+          <w:bCs/>
+          <w:sz w:val="34"/>
+          <w:szCs w:val="34"/>
         </w:rPr>
         <w:t>&lt;T&gt;</w:t>
       </w:r>
       <w:r>
         <w:rPr>
           <w:rFonts w:ascii="Calibri" w:hAnsi="Calibri" w:cs="Calibri"/>
-          <w:sz w:val="36"/>
-          <w:szCs w:val="36"/>
+          <w:sz w:val="34"/>
+          <w:szCs w:val="34"/>
         </w:rPr>
         <w:t xml:space="preserve"> callback function accepts a parameter and does not return any value. Ensures type safety. Used for checkboxes, sliders that pass a value. It has to be wrapped by an anonymous or lambda function like </w:t>
       </w:r>
@@ -410,16 +453,28 @@
           <w:rFonts w:ascii="Calibri" w:hAnsi="Calibri" w:cs="Calibri"/>
           <w:b/>
           <w:bCs/>
-          <w:sz w:val="36"/>
-          <w:szCs w:val="36"/>
-        </w:rPr>
-        <w:t>(value) =&gt; function_name</w:t>
-      </w:r>
-      <w:r>
-        <w:rPr>
-          <w:rFonts w:ascii="Calibri" w:hAnsi="Calibri" w:cs="Calibri"/>
-          <w:sz w:val="36"/>
-          <w:szCs w:val="36"/>
+          <w:sz w:val="34"/>
+          <w:szCs w:val="34"/>
+        </w:rPr>
+        <w:t xml:space="preserve">(value) =&gt; </w:t>
+      </w:r>
+      <w:proofErr w:type="spellStart"/>
+      <w:r>
+        <w:rPr>
+          <w:rFonts w:ascii="Calibri" w:hAnsi="Calibri" w:cs="Calibri"/>
+          <w:b/>
+          <w:bCs/>
+          <w:sz w:val="34"/>
+          <w:szCs w:val="34"/>
+        </w:rPr>
+        <w:t>function_name</w:t>
+      </w:r>
+      <w:proofErr w:type="spellEnd"/>
+      <w:r>
+        <w:rPr>
+          <w:rFonts w:ascii="Calibri" w:hAnsi="Calibri" w:cs="Calibri"/>
+          <w:sz w:val="34"/>
+          <w:szCs w:val="34"/>
         </w:rPr>
         <w:t xml:space="preserve"> in the assigned page. (value) comes internally from flutters checkbox.</w:t>
       </w:r>
@@ -431,60 +486,96 @@
           <w:rFonts w:ascii="Calibri" w:hAnsi="Calibri" w:cs="Calibri"/>
           <w:b/>
           <w:bCs/>
-          <w:sz w:val="36"/>
-          <w:szCs w:val="36"/>
-        </w:rPr>
-      </w:pPr>
-      <w:r>
-        <w:rPr>
-          <w:rFonts w:ascii="Calibri" w:hAnsi="Calibri" w:cs="Calibri"/>
-          <w:b/>
-          <w:bCs/>
-          <w:color w:val="D86DCB" w:themeColor="accent5" w:themeTint="99"/>
-          <w:sz w:val="36"/>
-          <w:szCs w:val="36"/>
-        </w:rPr>
-        <w:t>ValueChanged&lt;bool?&gt;?</w:t>
-      </w:r>
-      <w:r>
-        <w:rPr>
-          <w:rFonts w:ascii="Calibri" w:hAnsi="Calibri" w:cs="Calibri"/>
-          <w:b/>
-          <w:bCs/>
-          <w:color w:val="D86DCB" w:themeColor="accent5" w:themeTint="99"/>
-          <w:sz w:val="36"/>
-          <w:szCs w:val="36"/>
+          <w:sz w:val="34"/>
+          <w:szCs w:val="34"/>
+        </w:rPr>
+      </w:pPr>
+      <w:proofErr w:type="spellStart"/>
+      <w:r>
+        <w:rPr>
+          <w:rFonts w:ascii="Calibri" w:hAnsi="Calibri" w:cs="Calibri"/>
+          <w:b/>
+          <w:bCs/>
+          <w:color w:val="D86DCB" w:themeColor="accent5" w:themeTint="99"/>
+          <w:sz w:val="34"/>
+          <w:szCs w:val="34"/>
+        </w:rPr>
+        <w:t>ValueChanged</w:t>
+      </w:r>
+      <w:proofErr w:type="spellEnd"/>
+      <w:r>
+        <w:rPr>
+          <w:rFonts w:ascii="Calibri" w:hAnsi="Calibri" w:cs="Calibri"/>
+          <w:b/>
+          <w:bCs/>
+          <w:color w:val="D86DCB" w:themeColor="accent5" w:themeTint="99"/>
+          <w:sz w:val="34"/>
+          <w:szCs w:val="34"/>
+        </w:rPr>
+        <w:t>&lt;bool?&gt;?</w:t>
+      </w:r>
+      <w:r>
+        <w:rPr>
+          <w:rFonts w:ascii="Calibri" w:hAnsi="Calibri" w:cs="Calibri"/>
+          <w:b/>
+          <w:bCs/>
+          <w:color w:val="D86DCB" w:themeColor="accent5" w:themeTint="99"/>
+          <w:sz w:val="34"/>
+          <w:szCs w:val="34"/>
         </w:rPr>
         <w:tab/>
-        <w:t>function_name;</w:t>
-      </w:r>
-    </w:p>
-    <w:p>
-      <w:pPr>
-        <w:jc w:val="both"/>
-        <w:rPr>
-          <w:rFonts w:ascii="Calibri" w:hAnsi="Calibri" w:cs="Calibri"/>
-          <w:sz w:val="36"/>
-          <w:szCs w:val="36"/>
-        </w:rPr>
-      </w:pPr>
-    </w:p>
-    <w:p>
-      <w:pPr>
-        <w:jc w:val="both"/>
-        <w:rPr>
-          <w:rFonts w:ascii="Calibri" w:hAnsi="Calibri" w:cs="Calibri"/>
-          <w:sz w:val="36"/>
-          <w:szCs w:val="36"/>
-        </w:rPr>
-      </w:pPr>
-      <w:r>
-        <w:rPr>
-          <w:rFonts w:ascii="Calibri" w:hAnsi="Calibri" w:cs="Calibri"/>
-          <w:b/>
-          <w:bCs/>
-          <w:sz w:val="36"/>
-          <w:szCs w:val="36"/>
+      </w:r>
+      <w:proofErr w:type="spellStart"/>
+      <w:r>
+        <w:rPr>
+          <w:rFonts w:ascii="Calibri" w:hAnsi="Calibri" w:cs="Calibri"/>
+          <w:b/>
+          <w:bCs/>
+          <w:color w:val="D86DCB" w:themeColor="accent5" w:themeTint="99"/>
+          <w:sz w:val="34"/>
+          <w:szCs w:val="34"/>
+        </w:rPr>
+        <w:t>function_name</w:t>
+      </w:r>
+      <w:proofErr w:type="spellEnd"/>
+      <w:r>
+        <w:rPr>
+          <w:rFonts w:ascii="Calibri" w:hAnsi="Calibri" w:cs="Calibri"/>
+          <w:b/>
+          <w:bCs/>
+          <w:color w:val="D86DCB" w:themeColor="accent5" w:themeTint="99"/>
+          <w:sz w:val="34"/>
+          <w:szCs w:val="34"/>
+        </w:rPr>
+        <w:t>;</w:t>
+      </w:r>
+    </w:p>
+    <w:p>
+      <w:pPr>
+        <w:jc w:val="both"/>
+        <w:rPr>
+          <w:rFonts w:ascii="Calibri" w:hAnsi="Calibri" w:cs="Calibri"/>
+          <w:sz w:val="34"/>
+          <w:szCs w:val="34"/>
+        </w:rPr>
+      </w:pPr>
+    </w:p>
+    <w:p>
+      <w:pPr>
+        <w:jc w:val="both"/>
+        <w:rPr>
+          <w:rFonts w:ascii="Calibri" w:hAnsi="Calibri" w:cs="Calibri"/>
+          <w:sz w:val="34"/>
+          <w:szCs w:val="34"/>
+        </w:rPr>
+      </w:pPr>
+      <w:r>
+        <w:rPr>
+          <w:rFonts w:ascii="Calibri" w:hAnsi="Calibri" w:cs="Calibri"/>
+          <w:b/>
+          <w:bCs/>
+          <w:sz w:val="34"/>
+          <w:szCs w:val="34"/>
         </w:rPr>
         <w:t>N</w:t>
       </w:r>
@@ -493,8 +584,8 @@
           <w:rFonts w:ascii="Calibri" w:hAnsi="Calibri" w:cs="Calibri"/>
           <w:b/>
           <w:bCs/>
-          <w:sz w:val="36"/>
-          <w:szCs w:val="36"/>
+          <w:sz w:val="34"/>
+          <w:szCs w:val="34"/>
         </w:rPr>
         <w:t>OTE</w:t>
       </w:r>
@@ -503,16 +594,16 @@
           <w:rFonts w:ascii="Calibri" w:hAnsi="Calibri" w:cs="Calibri"/>
           <w:b/>
           <w:bCs/>
-          <w:sz w:val="36"/>
-          <w:szCs w:val="36"/>
+          <w:sz w:val="34"/>
+          <w:szCs w:val="34"/>
         </w:rPr>
         <w:t xml:space="preserve">: </w:t>
       </w:r>
       <w:r>
         <w:rPr>
           <w:rFonts w:ascii="Calibri" w:hAnsi="Calibri" w:cs="Calibri"/>
-          <w:sz w:val="36"/>
-          <w:szCs w:val="36"/>
+          <w:sz w:val="34"/>
+          <w:szCs w:val="34"/>
         </w:rPr>
         <w:t xml:space="preserve">Use this when we need a value from another class (notifier class of Provider) or file to be passed internally </w:t>
       </w:r>
@@ -521,24 +612,24 @@
           <w:rFonts w:ascii="Calibri" w:hAnsi="Calibri" w:cs="Calibri"/>
           <w:b/>
           <w:bCs/>
-          <w:sz w:val="36"/>
-          <w:szCs w:val="36"/>
+          <w:sz w:val="34"/>
+          <w:szCs w:val="34"/>
         </w:rPr>
         <w:t xml:space="preserve">(value) {} </w:t>
       </w:r>
       <w:r>
         <w:rPr>
           <w:rFonts w:ascii="Calibri" w:hAnsi="Calibri" w:cs="Calibri"/>
-          <w:sz w:val="36"/>
-          <w:szCs w:val="36"/>
+          <w:sz w:val="34"/>
+          <w:szCs w:val="34"/>
         </w:rPr>
         <w:t>from Flutter and access it in another file (Usually UI)</w:t>
       </w:r>
       <w:r>
         <w:rPr>
           <w:rFonts w:ascii="Calibri" w:hAnsi="Calibri" w:cs="Calibri"/>
-          <w:sz w:val="36"/>
-          <w:szCs w:val="36"/>
+          <w:sz w:val="34"/>
+          <w:szCs w:val="34"/>
         </w:rPr>
         <w:t>. Like this, in Provider or another class.</w:t>
       </w:r>
@@ -551,44 +642,116 @@
           <w:b/>
           <w:bCs/>
           <w:color w:val="D86DCB" w:themeColor="accent5" w:themeTint="99"/>
-          <w:sz w:val="36"/>
-          <w:szCs w:val="36"/>
-        </w:rPr>
-      </w:pPr>
-      <w:r>
-        <w:rPr>
-          <w:rFonts w:ascii="Calibri" w:hAnsi="Calibri" w:cs="Calibri"/>
-          <w:b/>
-          <w:bCs/>
-          <w:color w:val="D86DCB" w:themeColor="accent5" w:themeTint="99"/>
-          <w:sz w:val="36"/>
-          <w:szCs w:val="36"/>
+          <w:sz w:val="34"/>
+          <w:szCs w:val="34"/>
+        </w:rPr>
+      </w:pPr>
+      <w:r>
+        <w:rPr>
+          <w:rFonts w:ascii="Calibri" w:hAnsi="Calibri" w:cs="Calibri"/>
+          <w:b/>
+          <w:bCs/>
+          <w:color w:val="D86DCB" w:themeColor="accent5" w:themeTint="99"/>
+          <w:sz w:val="34"/>
+          <w:szCs w:val="34"/>
+        </w:rPr>
+        <w:t xml:space="preserve">void </w:t>
+      </w:r>
+      <w:proofErr w:type="spellStart"/>
+      <w:r>
+        <w:rPr>
+          <w:rFonts w:ascii="Calibri" w:hAnsi="Calibri" w:cs="Calibri"/>
+          <w:b/>
+          <w:bCs/>
+          <w:color w:val="D86DCB" w:themeColor="accent5" w:themeTint="99"/>
+          <w:sz w:val="34"/>
+          <w:szCs w:val="34"/>
+        </w:rPr>
+        <w:t>getValue</w:t>
+      </w:r>
+      <w:proofErr w:type="spellEnd"/>
+      <w:r>
+        <w:rPr>
+          <w:rFonts w:ascii="Calibri" w:hAnsi="Calibri" w:cs="Calibri"/>
+          <w:b/>
+          <w:bCs/>
+          <w:color w:val="D86DCB" w:themeColor="accent5" w:themeTint="99"/>
+          <w:sz w:val="34"/>
+          <w:szCs w:val="34"/>
+        </w:rPr>
+        <w:t xml:space="preserve">({required </w:t>
+      </w:r>
+      <w:proofErr w:type="spellStart"/>
+      <w:r>
+        <w:rPr>
+          <w:rFonts w:ascii="Calibri" w:hAnsi="Calibri" w:cs="Calibri"/>
+          <w:b/>
+          <w:bCs/>
+          <w:color w:val="D86DCB" w:themeColor="accent5" w:themeTint="99"/>
+          <w:sz w:val="34"/>
+          <w:szCs w:val="34"/>
+        </w:rPr>
+        <w:t>ValueChanged</w:t>
+      </w:r>
+      <w:proofErr w:type="spellEnd"/>
+      <w:r>
+        <w:rPr>
+          <w:rFonts w:ascii="Calibri" w:hAnsi="Calibri" w:cs="Calibri"/>
+          <w:b/>
+          <w:bCs/>
+          <w:color w:val="D86DCB" w:themeColor="accent5" w:themeTint="99"/>
+          <w:sz w:val="34"/>
+          <w:szCs w:val="34"/>
+        </w:rPr>
+        <w:t xml:space="preserve">&lt;int&gt; </w:t>
+      </w:r>
+      <w:proofErr w:type="spellStart"/>
+      <w:r>
+        <w:rPr>
+          <w:rFonts w:ascii="Calibri" w:hAnsi="Calibri" w:cs="Calibri"/>
+          <w:b/>
+          <w:bCs/>
+          <w:color w:val="D86DCB" w:themeColor="accent5" w:themeTint="99"/>
+          <w:sz w:val="34"/>
+          <w:szCs w:val="34"/>
+        </w:rPr>
+        <w:t>onTap</w:t>
+      </w:r>
+      <w:proofErr w:type="spellEnd"/>
+      <w:r>
+        <w:rPr>
+          <w:rFonts w:ascii="Calibri" w:hAnsi="Calibri" w:cs="Calibri"/>
+          <w:b/>
+          <w:bCs/>
+          <w:color w:val="D86DCB" w:themeColor="accent5" w:themeTint="99"/>
+          <w:sz w:val="34"/>
+          <w:szCs w:val="34"/>
+        </w:rPr>
+        <w:t>}){</w:t>
+      </w:r>
+    </w:p>
+    <w:p>
+      <w:pPr>
+        <w:jc w:val="both"/>
+        <w:rPr>
+          <w:rFonts w:ascii="Calibri" w:hAnsi="Calibri" w:cs="Calibri"/>
+          <w:b/>
+          <w:bCs/>
+          <w:color w:val="D86DCB" w:themeColor="accent5" w:themeTint="99"/>
+          <w:sz w:val="34"/>
+          <w:szCs w:val="34"/>
+        </w:rPr>
+      </w:pPr>
+      <w:r>
+        <w:rPr>
+          <w:rFonts w:ascii="Calibri" w:hAnsi="Calibri" w:cs="Calibri"/>
+          <w:b/>
+          <w:bCs/>
+          <w:color w:val="D86DCB" w:themeColor="accent5" w:themeTint="99"/>
+          <w:sz w:val="34"/>
+          <w:szCs w:val="34"/>
         </w:rPr>
         <w:lastRenderedPageBreak/>
-        <w:t>void getValue({required ValueChanged&lt;int&gt; onTap}){</w:t>
-      </w:r>
-    </w:p>
-    <w:p>
-      <w:pPr>
-        <w:jc w:val="both"/>
-        <w:rPr>
-          <w:rFonts w:ascii="Calibri" w:hAnsi="Calibri" w:cs="Calibri"/>
-          <w:b/>
-          <w:bCs/>
-          <w:color w:val="D86DCB" w:themeColor="accent5" w:themeTint="99"/>
-          <w:sz w:val="36"/>
-          <w:szCs w:val="36"/>
-        </w:rPr>
-      </w:pPr>
-      <w:r>
-        <w:rPr>
-          <w:rFonts w:ascii="Calibri" w:hAnsi="Calibri" w:cs="Calibri"/>
-          <w:b/>
-          <w:bCs/>
-          <w:color w:val="D86DCB" w:themeColor="accent5" w:themeTint="99"/>
-          <w:sz w:val="36"/>
-          <w:szCs w:val="36"/>
-        </w:rPr>
         <w:t xml:space="preserve">    final int num = 0;</w:t>
       </w:r>
     </w:p>
@@ -600,42 +763,66 @@
           <w:b/>
           <w:bCs/>
           <w:color w:val="D86DCB" w:themeColor="accent5" w:themeTint="99"/>
-          <w:sz w:val="36"/>
-          <w:szCs w:val="36"/>
-        </w:rPr>
-      </w:pPr>
-      <w:r>
-        <w:rPr>
-          <w:rFonts w:ascii="Calibri" w:hAnsi="Calibri" w:cs="Calibri"/>
-          <w:b/>
-          <w:bCs/>
-          <w:color w:val="D86DCB" w:themeColor="accent5" w:themeTint="99"/>
-          <w:sz w:val="36"/>
-          <w:szCs w:val="36"/>
-        </w:rPr>
-        <w:t xml:space="preserve">    onTap(num);</w:t>
-      </w:r>
-    </w:p>
-    <w:p>
-      <w:pPr>
-        <w:jc w:val="both"/>
-        <w:rPr>
-          <w:rFonts w:ascii="Calibri" w:hAnsi="Calibri" w:cs="Calibri"/>
-          <w:b/>
-          <w:bCs/>
-          <w:color w:val="D86DCB" w:themeColor="accent5" w:themeTint="99"/>
-          <w:sz w:val="36"/>
-          <w:szCs w:val="36"/>
-        </w:rPr>
-      </w:pPr>
-      <w:r>
-        <w:rPr>
-          <w:rFonts w:ascii="Calibri" w:hAnsi="Calibri" w:cs="Calibri"/>
-          <w:b/>
-          <w:bCs/>
-          <w:color w:val="D86DCB" w:themeColor="accent5" w:themeTint="99"/>
-          <w:sz w:val="36"/>
-          <w:szCs w:val="36"/>
+          <w:sz w:val="34"/>
+          <w:szCs w:val="34"/>
+        </w:rPr>
+      </w:pPr>
+      <w:r>
+        <w:rPr>
+          <w:rFonts w:ascii="Calibri" w:hAnsi="Calibri" w:cs="Calibri"/>
+          <w:b/>
+          <w:bCs/>
+          <w:color w:val="D86DCB" w:themeColor="accent5" w:themeTint="99"/>
+          <w:sz w:val="34"/>
+          <w:szCs w:val="34"/>
+        </w:rPr>
+        <w:t xml:space="preserve">    </w:t>
+      </w:r>
+      <w:proofErr w:type="spellStart"/>
+      <w:r>
+        <w:rPr>
+          <w:rFonts w:ascii="Calibri" w:hAnsi="Calibri" w:cs="Calibri"/>
+          <w:b/>
+          <w:bCs/>
+          <w:color w:val="D86DCB" w:themeColor="accent5" w:themeTint="99"/>
+          <w:sz w:val="34"/>
+          <w:szCs w:val="34"/>
+        </w:rPr>
+        <w:t>onTap</w:t>
+      </w:r>
+      <w:proofErr w:type="spellEnd"/>
+      <w:r>
+        <w:rPr>
+          <w:rFonts w:ascii="Calibri" w:hAnsi="Calibri" w:cs="Calibri"/>
+          <w:b/>
+          <w:bCs/>
+          <w:color w:val="D86DCB" w:themeColor="accent5" w:themeTint="99"/>
+          <w:sz w:val="34"/>
+          <w:szCs w:val="34"/>
+        </w:rPr>
+        <w:t>(num);</w:t>
+      </w:r>
+    </w:p>
+    <w:p>
+      <w:pPr>
+        <w:jc w:val="both"/>
+        <w:rPr>
+          <w:rFonts w:ascii="Calibri" w:hAnsi="Calibri" w:cs="Calibri"/>
+          <w:b/>
+          <w:bCs/>
+          <w:color w:val="D86DCB" w:themeColor="accent5" w:themeTint="99"/>
+          <w:sz w:val="34"/>
+          <w:szCs w:val="34"/>
+        </w:rPr>
+      </w:pPr>
+      <w:r>
+        <w:rPr>
+          <w:rFonts w:ascii="Calibri" w:hAnsi="Calibri" w:cs="Calibri"/>
+          <w:b/>
+          <w:bCs/>
+          <w:color w:val="D86DCB" w:themeColor="accent5" w:themeTint="99"/>
+          <w:sz w:val="34"/>
+          <w:szCs w:val="34"/>
         </w:rPr>
         <w:t xml:space="preserve">  }</w:t>
       </w:r>
@@ -645,15 +832,15 @@
         <w:jc w:val="both"/>
         <w:rPr>
           <w:rFonts w:ascii="Calibri" w:hAnsi="Calibri" w:cs="Calibri"/>
-          <w:sz w:val="36"/>
-          <w:szCs w:val="36"/>
-        </w:rPr>
-      </w:pPr>
-      <w:r>
-        <w:rPr>
-          <w:rFonts w:ascii="Calibri" w:hAnsi="Calibri" w:cs="Calibri"/>
-          <w:sz w:val="36"/>
-          <w:szCs w:val="36"/>
+          <w:sz w:val="34"/>
+          <w:szCs w:val="34"/>
+        </w:rPr>
+      </w:pPr>
+      <w:r>
+        <w:rPr>
+          <w:rFonts w:ascii="Calibri" w:hAnsi="Calibri" w:cs="Calibri"/>
+          <w:sz w:val="34"/>
+          <w:szCs w:val="34"/>
         </w:rPr>
         <w:t># In UI or other,</w:t>
       </w:r>
@@ -666,65 +853,174 @@
           <w:b/>
           <w:bCs/>
           <w:color w:val="D86DCB" w:themeColor="accent5" w:themeTint="99"/>
-          <w:sz w:val="36"/>
-          <w:szCs w:val="36"/>
-        </w:rPr>
-      </w:pPr>
-      <w:r>
-        <w:rPr>
-          <w:rFonts w:ascii="Calibri" w:hAnsi="Calibri" w:cs="Calibri"/>
-          <w:b/>
-          <w:bCs/>
-          <w:color w:val="D86DCB" w:themeColor="accent5" w:themeTint="99"/>
-          <w:sz w:val="36"/>
-          <w:szCs w:val="36"/>
-        </w:rPr>
-        <w:t>final provider = context.read&lt;MainNavProvider&gt;();</w:t>
-      </w:r>
-    </w:p>
-    <w:p>
-      <w:pPr>
-        <w:jc w:val="both"/>
-        <w:rPr>
-          <w:rFonts w:ascii="Calibri" w:hAnsi="Calibri" w:cs="Calibri"/>
-          <w:b/>
-          <w:bCs/>
-          <w:color w:val="D86DCB" w:themeColor="accent5" w:themeTint="99"/>
-          <w:sz w:val="36"/>
-          <w:szCs w:val="36"/>
-        </w:rPr>
-      </w:pPr>
-      <w:r>
-        <w:rPr>
-          <w:rFonts w:ascii="Calibri" w:hAnsi="Calibri" w:cs="Calibri"/>
-          <w:b/>
-          <w:bCs/>
-          <w:color w:val="D86DCB" w:themeColor="accent5" w:themeTint="99"/>
-          <w:sz w:val="36"/>
-          <w:szCs w:val="36"/>
-        </w:rPr>
-        <w:t>provider.getValue(onTap: (value){</w:t>
-      </w:r>
-      <w:r>
-        <w:rPr>
-          <w:rFonts w:ascii="Calibri" w:hAnsi="Calibri" w:cs="Calibri"/>
-          <w:b/>
-          <w:bCs/>
-          <w:color w:val="D86DCB" w:themeColor="accent5" w:themeTint="99"/>
-          <w:sz w:val="36"/>
-          <w:szCs w:val="36"/>
+          <w:sz w:val="34"/>
+          <w:szCs w:val="34"/>
+        </w:rPr>
+      </w:pPr>
+      <w:r>
+        <w:rPr>
+          <w:rFonts w:ascii="Calibri" w:hAnsi="Calibri" w:cs="Calibri"/>
+          <w:b/>
+          <w:bCs/>
+          <w:color w:val="D86DCB" w:themeColor="accent5" w:themeTint="99"/>
+          <w:sz w:val="34"/>
+          <w:szCs w:val="34"/>
+        </w:rPr>
+        <w:t xml:space="preserve">final provider = </w:t>
+      </w:r>
+      <w:proofErr w:type="spellStart"/>
+      <w:r>
+        <w:rPr>
+          <w:rFonts w:ascii="Calibri" w:hAnsi="Calibri" w:cs="Calibri"/>
+          <w:b/>
+          <w:bCs/>
+          <w:color w:val="D86DCB" w:themeColor="accent5" w:themeTint="99"/>
+          <w:sz w:val="34"/>
+          <w:szCs w:val="34"/>
+        </w:rPr>
+        <w:t>context.read</w:t>
+      </w:r>
+      <w:proofErr w:type="spellEnd"/>
+      <w:r>
+        <w:rPr>
+          <w:rFonts w:ascii="Calibri" w:hAnsi="Calibri" w:cs="Calibri"/>
+          <w:b/>
+          <w:bCs/>
+          <w:color w:val="D86DCB" w:themeColor="accent5" w:themeTint="99"/>
+          <w:sz w:val="34"/>
+          <w:szCs w:val="34"/>
+        </w:rPr>
+        <w:t>&lt;</w:t>
+      </w:r>
+      <w:proofErr w:type="spellStart"/>
+      <w:r>
+        <w:rPr>
+          <w:rFonts w:ascii="Calibri" w:hAnsi="Calibri" w:cs="Calibri"/>
+          <w:b/>
+          <w:bCs/>
+          <w:color w:val="D86DCB" w:themeColor="accent5" w:themeTint="99"/>
+          <w:sz w:val="34"/>
+          <w:szCs w:val="34"/>
+        </w:rPr>
+        <w:t>MainNavProvider</w:t>
+      </w:r>
+      <w:proofErr w:type="spellEnd"/>
+      <w:r>
+        <w:rPr>
+          <w:rFonts w:ascii="Calibri" w:hAnsi="Calibri" w:cs="Calibri"/>
+          <w:b/>
+          <w:bCs/>
+          <w:color w:val="D86DCB" w:themeColor="accent5" w:themeTint="99"/>
+          <w:sz w:val="34"/>
+          <w:szCs w:val="34"/>
+        </w:rPr>
+        <w:t>&gt;();</w:t>
+      </w:r>
+    </w:p>
+    <w:p>
+      <w:pPr>
+        <w:jc w:val="both"/>
+        <w:rPr>
+          <w:rFonts w:ascii="Calibri" w:hAnsi="Calibri" w:cs="Calibri"/>
+          <w:b/>
+          <w:bCs/>
+          <w:color w:val="D86DCB" w:themeColor="accent5" w:themeTint="99"/>
+          <w:sz w:val="34"/>
+          <w:szCs w:val="34"/>
+        </w:rPr>
+      </w:pPr>
+      <w:proofErr w:type="spellStart"/>
+      <w:r>
+        <w:rPr>
+          <w:rFonts w:ascii="Calibri" w:hAnsi="Calibri" w:cs="Calibri"/>
+          <w:b/>
+          <w:bCs/>
+          <w:color w:val="D86DCB" w:themeColor="accent5" w:themeTint="99"/>
+          <w:sz w:val="34"/>
+          <w:szCs w:val="34"/>
+        </w:rPr>
+        <w:t>provider.getValue</w:t>
+      </w:r>
+      <w:proofErr w:type="spellEnd"/>
+      <w:r>
+        <w:rPr>
+          <w:rFonts w:ascii="Calibri" w:hAnsi="Calibri" w:cs="Calibri"/>
+          <w:b/>
+          <w:bCs/>
+          <w:color w:val="D86DCB" w:themeColor="accent5" w:themeTint="99"/>
+          <w:sz w:val="34"/>
+          <w:szCs w:val="34"/>
+        </w:rPr>
+        <w:t>(</w:t>
+      </w:r>
+      <w:proofErr w:type="spellStart"/>
+      <w:r>
+        <w:rPr>
+          <w:rFonts w:ascii="Calibri" w:hAnsi="Calibri" w:cs="Calibri"/>
+          <w:b/>
+          <w:bCs/>
+          <w:color w:val="D86DCB" w:themeColor="accent5" w:themeTint="99"/>
+          <w:sz w:val="34"/>
+          <w:szCs w:val="34"/>
+        </w:rPr>
+        <w:t>onTap</w:t>
+      </w:r>
+      <w:proofErr w:type="spellEnd"/>
+      <w:r>
+        <w:rPr>
+          <w:rFonts w:ascii="Calibri" w:hAnsi="Calibri" w:cs="Calibri"/>
+          <w:b/>
+          <w:bCs/>
+          <w:color w:val="D86DCB" w:themeColor="accent5" w:themeTint="99"/>
+          <w:sz w:val="34"/>
+          <w:szCs w:val="34"/>
+        </w:rPr>
+        <w:t>: (value){</w:t>
+      </w:r>
+      <w:r>
+        <w:rPr>
+          <w:rFonts w:ascii="Calibri" w:hAnsi="Calibri" w:cs="Calibri"/>
+          <w:b/>
+          <w:bCs/>
+          <w:color w:val="D86DCB" w:themeColor="accent5" w:themeTint="99"/>
+          <w:sz w:val="34"/>
+          <w:szCs w:val="34"/>
         </w:rPr>
         <w:br/>
-        <w:t xml:space="preserve">  debugPrint('$value');</w:t>
-      </w:r>
-      <w:r>
-        <w:rPr>
-          <w:rFonts w:ascii="Calibri" w:hAnsi="Calibri" w:cs="Calibri"/>
-          <w:b/>
-          <w:bCs/>
-          <w:color w:val="D86DCB" w:themeColor="accent5" w:themeTint="99"/>
-          <w:sz w:val="36"/>
-          <w:szCs w:val="36"/>
+        <w:t xml:space="preserve">  </w:t>
+      </w:r>
+      <w:proofErr w:type="spellStart"/>
+      <w:r>
+        <w:rPr>
+          <w:rFonts w:ascii="Calibri" w:hAnsi="Calibri" w:cs="Calibri"/>
+          <w:b/>
+          <w:bCs/>
+          <w:color w:val="D86DCB" w:themeColor="accent5" w:themeTint="99"/>
+          <w:sz w:val="34"/>
+          <w:szCs w:val="34"/>
+        </w:rPr>
+        <w:t>debugPrint</w:t>
+      </w:r>
+      <w:proofErr w:type="spellEnd"/>
+      <w:r>
+        <w:rPr>
+          <w:rFonts w:ascii="Calibri" w:hAnsi="Calibri" w:cs="Calibri"/>
+          <w:b/>
+          <w:bCs/>
+          <w:color w:val="D86DCB" w:themeColor="accent5" w:themeTint="99"/>
+          <w:sz w:val="34"/>
+          <w:szCs w:val="34"/>
+        </w:rPr>
+        <w:t>('$value');</w:t>
+      </w:r>
+      <w:r>
+        <w:rPr>
+          <w:rFonts w:ascii="Calibri" w:hAnsi="Calibri" w:cs="Calibri"/>
+          <w:b/>
+          <w:bCs/>
+          <w:color w:val="D86DCB" w:themeColor="accent5" w:themeTint="99"/>
+          <w:sz w:val="34"/>
+          <w:szCs w:val="34"/>
         </w:rPr>
         <w:br/>
         <w:t>});</w:t>
@@ -735,41 +1031,59 @@
         <w:jc w:val="both"/>
         <w:rPr>
           <w:rFonts w:ascii="Calibri" w:hAnsi="Calibri" w:cs="Calibri"/>
-          <w:sz w:val="36"/>
-          <w:szCs w:val="36"/>
-        </w:rPr>
-      </w:pPr>
-    </w:p>
-    <w:p>
-      <w:pPr>
-        <w:jc w:val="both"/>
-        <w:rPr>
-          <w:rFonts w:ascii="Calibri" w:hAnsi="Calibri" w:cs="Calibri"/>
-          <w:sz w:val="36"/>
-          <w:szCs w:val="36"/>
-        </w:rPr>
-      </w:pPr>
-      <w:r>
-        <w:rPr>
-          <w:rFonts w:ascii="Calibri" w:hAnsi="Calibri" w:cs="Calibri"/>
-          <w:sz w:val="36"/>
-          <w:szCs w:val="36"/>
+          <w:sz w:val="34"/>
+          <w:szCs w:val="34"/>
+        </w:rPr>
+      </w:pPr>
+    </w:p>
+    <w:p>
+      <w:pPr>
+        <w:jc w:val="both"/>
+        <w:rPr>
+          <w:rFonts w:ascii="Calibri" w:hAnsi="Calibri" w:cs="Calibri"/>
+          <w:sz w:val="34"/>
+          <w:szCs w:val="34"/>
+        </w:rPr>
+      </w:pPr>
+      <w:r>
+        <w:rPr>
+          <w:rFonts w:ascii="Calibri" w:hAnsi="Calibri" w:cs="Calibri"/>
+          <w:sz w:val="34"/>
+          <w:szCs w:val="34"/>
         </w:rPr>
         <w:t>Function</w:t>
       </w:r>
       <w:r>
         <w:rPr>
           <w:rFonts w:ascii="Calibri" w:hAnsi="Calibri" w:cs="Calibri"/>
-          <w:sz w:val="36"/>
-          <w:szCs w:val="36"/>
-        </w:rPr>
-        <w:t xml:space="preserve"> (ValueChanged Alternative)</w:t>
-      </w:r>
-      <w:r>
-        <w:rPr>
-          <w:rFonts w:ascii="Calibri" w:hAnsi="Calibri" w:cs="Calibri"/>
-          <w:sz w:val="36"/>
-          <w:szCs w:val="36"/>
+          <w:sz w:val="34"/>
+          <w:szCs w:val="34"/>
+        </w:rPr>
+        <w:t xml:space="preserve"> (</w:t>
+      </w:r>
+      <w:proofErr w:type="spellStart"/>
+      <w:r>
+        <w:rPr>
+          <w:rFonts w:ascii="Calibri" w:hAnsi="Calibri" w:cs="Calibri"/>
+          <w:sz w:val="34"/>
+          <w:szCs w:val="34"/>
+        </w:rPr>
+        <w:t>ValueChanged</w:t>
+      </w:r>
+      <w:proofErr w:type="spellEnd"/>
+      <w:r>
+        <w:rPr>
+          <w:rFonts w:ascii="Calibri" w:hAnsi="Calibri" w:cs="Calibri"/>
+          <w:sz w:val="34"/>
+          <w:szCs w:val="34"/>
+        </w:rPr>
+        <w:t xml:space="preserve"> Alternative)</w:t>
+      </w:r>
+      <w:r>
+        <w:rPr>
+          <w:rFonts w:ascii="Calibri" w:hAnsi="Calibri" w:cs="Calibri"/>
+          <w:sz w:val="34"/>
+          <w:szCs w:val="34"/>
         </w:rPr>
         <w:t>:</w:t>
       </w:r>
@@ -779,15 +1093,15 @@
         <w:jc w:val="both"/>
         <w:rPr>
           <w:rFonts w:ascii="Calibri" w:hAnsi="Calibri" w:cs="Calibri"/>
-          <w:sz w:val="36"/>
-          <w:szCs w:val="36"/>
-        </w:rPr>
-      </w:pPr>
-      <w:r>
-        <w:rPr>
-          <w:rFonts w:ascii="Calibri" w:hAnsi="Calibri" w:cs="Calibri"/>
-          <w:sz w:val="36"/>
-          <w:szCs w:val="36"/>
+          <w:sz w:val="34"/>
+          <w:szCs w:val="34"/>
+        </w:rPr>
+      </w:pPr>
+      <w:r>
+        <w:rPr>
+          <w:rFonts w:ascii="Calibri" w:hAnsi="Calibri" w:cs="Calibri"/>
+          <w:sz w:val="34"/>
+          <w:szCs w:val="34"/>
         </w:rPr>
         <w:t xml:space="preserve"># </w:t>
       </w:r>
@@ -796,8 +1110,8 @@
           <w:rFonts w:ascii="Calibri" w:hAnsi="Calibri" w:cs="Calibri"/>
           <w:b/>
           <w:bCs/>
-          <w:sz w:val="36"/>
-          <w:szCs w:val="36"/>
+          <w:sz w:val="34"/>
+          <w:szCs w:val="34"/>
         </w:rPr>
         <w:t>Function</w:t>
       </w:r>
@@ -806,64 +1120,64 @@
           <w:rFonts w:ascii="Calibri" w:hAnsi="Calibri" w:cs="Calibri"/>
           <w:b/>
           <w:bCs/>
-          <w:sz w:val="36"/>
-          <w:szCs w:val="36"/>
+          <w:sz w:val="34"/>
+          <w:szCs w:val="34"/>
         </w:rPr>
         <w:t>()</w:t>
       </w:r>
       <w:r>
         <w:rPr>
           <w:rFonts w:ascii="Calibri" w:hAnsi="Calibri" w:cs="Calibri"/>
-          <w:sz w:val="36"/>
-          <w:szCs w:val="36"/>
+          <w:sz w:val="34"/>
+          <w:szCs w:val="34"/>
         </w:rPr>
         <w:t xml:space="preserve"> callback accepts </w:t>
       </w:r>
       <w:r>
         <w:rPr>
           <w:rFonts w:ascii="Calibri" w:hAnsi="Calibri" w:cs="Calibri"/>
-          <w:sz w:val="36"/>
-          <w:szCs w:val="36"/>
+          <w:sz w:val="34"/>
+          <w:szCs w:val="34"/>
         </w:rPr>
         <w:t xml:space="preserve"> one or more</w:t>
       </w:r>
       <w:r>
         <w:rPr>
           <w:rFonts w:ascii="Calibri" w:hAnsi="Calibri" w:cs="Calibri"/>
-          <w:sz w:val="36"/>
-          <w:szCs w:val="36"/>
+          <w:sz w:val="34"/>
+          <w:szCs w:val="34"/>
         </w:rPr>
         <w:t xml:space="preserve"> parameter and does not return any value. But </w:t>
       </w:r>
       <w:r>
         <w:rPr>
           <w:rFonts w:ascii="Calibri" w:hAnsi="Calibri" w:cs="Calibri"/>
-          <w:sz w:val="36"/>
-          <w:szCs w:val="36"/>
+          <w:sz w:val="34"/>
+          <w:szCs w:val="34"/>
         </w:rPr>
         <w:t>it’s</w:t>
       </w:r>
       <w:r>
         <w:rPr>
           <w:rFonts w:ascii="Calibri" w:hAnsi="Calibri" w:cs="Calibri"/>
-          <w:sz w:val="36"/>
-          <w:szCs w:val="36"/>
+          <w:sz w:val="34"/>
+          <w:szCs w:val="34"/>
         </w:rPr>
         <w:t xml:space="preserve"> not type safe. </w:t>
       </w:r>
       <w:r>
         <w:rPr>
           <w:rFonts w:ascii="Calibri" w:hAnsi="Calibri" w:cs="Calibri"/>
-          <w:sz w:val="36"/>
-          <w:szCs w:val="36"/>
+          <w:sz w:val="34"/>
+          <w:szCs w:val="34"/>
         </w:rPr>
         <w:t>It’s</w:t>
       </w:r>
       <w:r>
         <w:rPr>
           <w:rFonts w:ascii="Calibri" w:hAnsi="Calibri" w:cs="Calibri"/>
-          <w:sz w:val="36"/>
-          <w:szCs w:val="36"/>
+          <w:sz w:val="34"/>
+          <w:szCs w:val="34"/>
         </w:rPr>
         <w:t xml:space="preserve"> needed for flexibility. Used for sliders, checkboxes. Works like</w:t>
       </w:r>
@@ -872,18 +1186,29 @@
           <w:rFonts w:ascii="Calibri" w:hAnsi="Calibri" w:cs="Calibri"/>
           <w:b/>
           <w:bCs/>
-          <w:sz w:val="36"/>
-          <w:szCs w:val="36"/>
-        </w:rPr>
-        <w:t xml:space="preserve"> V</w:t>
-      </w:r>
-      <w:r>
-        <w:rPr>
-          <w:rFonts w:ascii="Calibri" w:hAnsi="Calibri" w:cs="Calibri"/>
-          <w:b/>
-          <w:bCs/>
-          <w:sz w:val="36"/>
-          <w:szCs w:val="36"/>
+          <w:sz w:val="34"/>
+          <w:szCs w:val="34"/>
+        </w:rPr>
+        <w:t xml:space="preserve"> </w:t>
+      </w:r>
+      <w:proofErr w:type="spellStart"/>
+      <w:r>
+        <w:rPr>
+          <w:rFonts w:ascii="Calibri" w:hAnsi="Calibri" w:cs="Calibri"/>
+          <w:b/>
+          <w:bCs/>
+          <w:sz w:val="34"/>
+          <w:szCs w:val="34"/>
+        </w:rPr>
+        <w:t>V</w:t>
+      </w:r>
+      <w:r>
+        <w:rPr>
+          <w:rFonts w:ascii="Calibri" w:hAnsi="Calibri" w:cs="Calibri"/>
+          <w:b/>
+          <w:bCs/>
+          <w:sz w:val="34"/>
+          <w:szCs w:val="34"/>
         </w:rPr>
         <w:t>alue</w:t>
       </w:r>
@@ -892,16 +1217,17 @@
           <w:rFonts w:ascii="Calibri" w:hAnsi="Calibri" w:cs="Calibri"/>
           <w:b/>
           <w:bCs/>
-          <w:sz w:val="36"/>
-          <w:szCs w:val="36"/>
+          <w:sz w:val="34"/>
+          <w:szCs w:val="34"/>
         </w:rPr>
         <w:t>Changed</w:t>
       </w:r>
-      <w:r>
-        <w:rPr>
-          <w:rFonts w:ascii="Calibri" w:hAnsi="Calibri" w:cs="Calibri"/>
-          <w:sz w:val="36"/>
-          <w:szCs w:val="36"/>
+      <w:proofErr w:type="spellEnd"/>
+      <w:r>
+        <w:rPr>
+          <w:rFonts w:ascii="Calibri" w:hAnsi="Calibri" w:cs="Calibri"/>
+          <w:sz w:val="34"/>
+          <w:szCs w:val="34"/>
         </w:rPr>
         <w:t xml:space="preserve"> for </w:t>
       </w:r>
@@ -910,16 +1236,16 @@
           <w:rFonts w:ascii="Calibri" w:hAnsi="Calibri" w:cs="Calibri"/>
           <w:b/>
           <w:bCs/>
-          <w:sz w:val="36"/>
-          <w:szCs w:val="36"/>
+          <w:sz w:val="34"/>
+          <w:szCs w:val="34"/>
         </w:rPr>
         <w:t>(value) =&gt;</w:t>
       </w:r>
       <w:r>
         <w:rPr>
           <w:rFonts w:ascii="Calibri" w:hAnsi="Calibri" w:cs="Calibri"/>
-          <w:sz w:val="36"/>
-          <w:szCs w:val="36"/>
+          <w:sz w:val="34"/>
+          <w:szCs w:val="34"/>
         </w:rPr>
         <w:t>.</w:t>
       </w:r>
@@ -932,18 +1258,18 @@
           <w:b/>
           <w:bCs/>
           <w:color w:val="D86DCB" w:themeColor="accent5" w:themeTint="99"/>
-          <w:sz w:val="36"/>
-          <w:szCs w:val="36"/>
-        </w:rPr>
-      </w:pPr>
-      <w:r>
-        <w:rPr>
-          <w:rFonts w:ascii="Calibri" w:hAnsi="Calibri" w:cs="Calibri"/>
-          <w:b/>
-          <w:bCs/>
-          <w:color w:val="D86DCB" w:themeColor="accent5" w:themeTint="99"/>
-          <w:sz w:val="36"/>
-          <w:szCs w:val="36"/>
+          <w:sz w:val="34"/>
+          <w:szCs w:val="34"/>
+        </w:rPr>
+      </w:pPr>
+      <w:r>
+        <w:rPr>
+          <w:rFonts w:ascii="Calibri" w:hAnsi="Calibri" w:cs="Calibri"/>
+          <w:b/>
+          <w:bCs/>
+          <w:color w:val="D86DCB" w:themeColor="accent5" w:themeTint="99"/>
+          <w:sz w:val="34"/>
+          <w:szCs w:val="34"/>
         </w:rPr>
         <w:t xml:space="preserve">final </w:t>
       </w:r>
@@ -953,8 +1279,8 @@
           <w:b/>
           <w:bCs/>
           <w:color w:val="D86DCB" w:themeColor="accent5" w:themeTint="99"/>
-          <w:sz w:val="36"/>
-          <w:szCs w:val="36"/>
+          <w:sz w:val="34"/>
+          <w:szCs w:val="34"/>
         </w:rPr>
         <w:t>Function(bool?)?</w:t>
       </w:r>
@@ -964,33 +1290,56 @@
           <w:b/>
           <w:bCs/>
           <w:color w:val="D86DCB" w:themeColor="accent5" w:themeTint="99"/>
-          <w:sz w:val="36"/>
-          <w:szCs w:val="36"/>
+          <w:sz w:val="34"/>
+          <w:szCs w:val="34"/>
         </w:rPr>
         <w:tab/>
-        <w:t>function_name:</w:t>
-      </w:r>
-    </w:p>
-    <w:p>
-      <w:pPr>
-        <w:jc w:val="both"/>
-        <w:rPr>
-          <w:rFonts w:ascii="Calibri" w:hAnsi="Calibri" w:cs="Calibri"/>
-          <w:b/>
-          <w:bCs/>
-          <w:color w:val="D86DCB" w:themeColor="accent5" w:themeTint="99"/>
-          <w:sz w:val="36"/>
-          <w:szCs w:val="36"/>
-        </w:rPr>
-      </w:pPr>
-      <w:r>
-        <w:rPr>
-          <w:rFonts w:ascii="Calibri" w:hAnsi="Calibri" w:cs="Calibri"/>
-          <w:b/>
-          <w:bCs/>
-          <w:color w:val="D86DCB" w:themeColor="accent5" w:themeTint="99"/>
-          <w:sz w:val="36"/>
-          <w:szCs w:val="36"/>
+      </w:r>
+      <w:proofErr w:type="spellStart"/>
+      <w:r>
+        <w:rPr>
+          <w:rFonts w:ascii="Calibri" w:hAnsi="Calibri" w:cs="Calibri"/>
+          <w:b/>
+          <w:bCs/>
+          <w:color w:val="D86DCB" w:themeColor="accent5" w:themeTint="99"/>
+          <w:sz w:val="34"/>
+          <w:szCs w:val="34"/>
+        </w:rPr>
+        <w:t>function_name</w:t>
+      </w:r>
+      <w:proofErr w:type="spellEnd"/>
+      <w:r>
+        <w:rPr>
+          <w:rFonts w:ascii="Calibri" w:hAnsi="Calibri" w:cs="Calibri"/>
+          <w:b/>
+          <w:bCs/>
+          <w:color w:val="D86DCB" w:themeColor="accent5" w:themeTint="99"/>
+          <w:sz w:val="34"/>
+          <w:szCs w:val="34"/>
+        </w:rPr>
+        <w:t>:</w:t>
+      </w:r>
+    </w:p>
+    <w:p>
+      <w:pPr>
+        <w:jc w:val="both"/>
+        <w:rPr>
+          <w:rFonts w:ascii="Calibri" w:hAnsi="Calibri" w:cs="Calibri"/>
+          <w:b/>
+          <w:bCs/>
+          <w:color w:val="D86DCB" w:themeColor="accent5" w:themeTint="99"/>
+          <w:sz w:val="34"/>
+          <w:szCs w:val="34"/>
+        </w:rPr>
+      </w:pPr>
+      <w:r>
+        <w:rPr>
+          <w:rFonts w:ascii="Calibri" w:hAnsi="Calibri" w:cs="Calibri"/>
+          <w:b/>
+          <w:bCs/>
+          <w:color w:val="D86DCB" w:themeColor="accent5" w:themeTint="99"/>
+          <w:sz w:val="34"/>
+          <w:szCs w:val="34"/>
         </w:rPr>
         <w:t>final</w:t>
       </w:r>
@@ -1000,8 +1349,8 @@
           <w:b/>
           <w:bCs/>
           <w:color w:val="D86DCB" w:themeColor="accent5" w:themeTint="99"/>
-          <w:sz w:val="36"/>
-          <w:szCs w:val="36"/>
+          <w:sz w:val="34"/>
+          <w:szCs w:val="34"/>
         </w:rPr>
         <w:t xml:space="preserve"> void</w:t>
       </w:r>
@@ -1011,26 +1360,50 @@
           <w:b/>
           <w:bCs/>
           <w:color w:val="D86DCB" w:themeColor="accent5" w:themeTint="99"/>
-          <w:sz w:val="36"/>
-          <w:szCs w:val="36"/>
-        </w:rPr>
-        <w:t xml:space="preserve"> Function(String, bool) onTap;</w:t>
-      </w:r>
-    </w:p>
-    <w:p>
-      <w:pPr>
-        <w:jc w:val="both"/>
-        <w:rPr>
-          <w:rFonts w:ascii="Calibri" w:hAnsi="Calibri" w:cs="Calibri"/>
-          <w:sz w:val="36"/>
-          <w:szCs w:val="36"/>
-        </w:rPr>
-      </w:pPr>
-      <w:r>
-        <w:rPr>
-          <w:rFonts w:ascii="Calibri" w:hAnsi="Calibri" w:cs="Calibri"/>
-          <w:sz w:val="36"/>
-          <w:szCs w:val="36"/>
+          <w:sz w:val="34"/>
+          <w:szCs w:val="34"/>
+        </w:rPr>
+        <w:t xml:space="preserve"> Function(String, bool) </w:t>
+      </w:r>
+      <w:proofErr w:type="spellStart"/>
+      <w:r>
+        <w:rPr>
+          <w:rFonts w:ascii="Calibri" w:hAnsi="Calibri" w:cs="Calibri"/>
+          <w:b/>
+          <w:bCs/>
+          <w:color w:val="D86DCB" w:themeColor="accent5" w:themeTint="99"/>
+          <w:sz w:val="34"/>
+          <w:szCs w:val="34"/>
+        </w:rPr>
+        <w:t>onTap</w:t>
+      </w:r>
+      <w:proofErr w:type="spellEnd"/>
+      <w:r>
+        <w:rPr>
+          <w:rFonts w:ascii="Calibri" w:hAnsi="Calibri" w:cs="Calibri"/>
+          <w:b/>
+          <w:bCs/>
+          <w:color w:val="D86DCB" w:themeColor="accent5" w:themeTint="99"/>
+          <w:sz w:val="34"/>
+          <w:szCs w:val="34"/>
+        </w:rPr>
+        <w:t>;</w:t>
+      </w:r>
+    </w:p>
+    <w:p>
+      <w:pPr>
+        <w:jc w:val="both"/>
+        <w:rPr>
+          <w:rFonts w:ascii="Calibri" w:hAnsi="Calibri" w:cs="Calibri"/>
+          <w:sz w:val="34"/>
+          <w:szCs w:val="34"/>
+        </w:rPr>
+      </w:pPr>
+      <w:r>
+        <w:rPr>
+          <w:rFonts w:ascii="Calibri" w:hAnsi="Calibri" w:cs="Calibri"/>
+          <w:sz w:val="34"/>
+          <w:szCs w:val="34"/>
         </w:rPr>
         <w:t xml:space="preserve"># Type can be </w:t>
       </w:r>
@@ -1039,16 +1412,16 @@
           <w:rFonts w:ascii="Calibri" w:hAnsi="Calibri" w:cs="Calibri"/>
           <w:b/>
           <w:bCs/>
-          <w:sz w:val="36"/>
-          <w:szCs w:val="36"/>
+          <w:sz w:val="34"/>
+          <w:szCs w:val="34"/>
         </w:rPr>
         <w:t>void</w:t>
       </w:r>
       <w:r>
         <w:rPr>
           <w:rFonts w:ascii="Calibri" w:hAnsi="Calibri" w:cs="Calibri"/>
-          <w:sz w:val="36"/>
-          <w:szCs w:val="36"/>
+          <w:sz w:val="34"/>
+          <w:szCs w:val="34"/>
         </w:rPr>
         <w:t xml:space="preserve"> if it returns nothing simply passes the values internally to another class</w:t>
       </w:r>
@@ -1061,173 +1434,225 @@
           <w:b/>
           <w:bCs/>
           <w:color w:val="D86DCB" w:themeColor="accent5" w:themeTint="99"/>
-          <w:sz w:val="36"/>
-          <w:szCs w:val="36"/>
-        </w:rPr>
-      </w:pPr>
-      <w:r>
-        <w:rPr>
-          <w:rFonts w:ascii="Calibri" w:hAnsi="Calibri" w:cs="Calibri"/>
-          <w:b/>
-          <w:bCs/>
-          <w:color w:val="D86DCB" w:themeColor="accent5" w:themeTint="99"/>
-          <w:sz w:val="36"/>
-          <w:szCs w:val="36"/>
-        </w:rPr>
-        <w:t>final void Function(String, int) onChanged;</w:t>
-      </w:r>
-    </w:p>
-    <w:p>
-      <w:pPr>
-        <w:jc w:val="both"/>
-        <w:rPr>
-          <w:rFonts w:ascii="Calibri" w:hAnsi="Calibri" w:cs="Calibri"/>
-          <w:b/>
-          <w:bCs/>
-          <w:color w:val="D86DCB" w:themeColor="accent5" w:themeTint="99"/>
-          <w:sz w:val="36"/>
-          <w:szCs w:val="36"/>
-        </w:rPr>
-      </w:pPr>
-      <w:r>
-        <w:rPr>
-          <w:rFonts w:ascii="Calibri" w:hAnsi="Calibri" w:cs="Calibri"/>
-          <w:b/>
-          <w:bCs/>
-          <w:color w:val="D86DCB" w:themeColor="accent5" w:themeTint="99"/>
-          <w:sz w:val="36"/>
-          <w:szCs w:val="36"/>
-        </w:rPr>
-        <w:t>final bool Function(int) onTapped; // returns a bool</w:t>
-      </w:r>
-    </w:p>
-    <w:p>
-      <w:pPr>
-        <w:jc w:val="both"/>
-        <w:rPr>
-          <w:rFonts w:ascii="Calibri" w:hAnsi="Calibri" w:cs="Calibri"/>
-          <w:sz w:val="36"/>
-          <w:szCs w:val="36"/>
-        </w:rPr>
-      </w:pPr>
-    </w:p>
-    <w:p>
-      <w:pPr>
-        <w:jc w:val="both"/>
-        <w:rPr>
-          <w:rFonts w:ascii="Calibri" w:hAnsi="Calibri" w:cs="Calibri"/>
-          <w:sz w:val="36"/>
-          <w:szCs w:val="36"/>
-        </w:rPr>
-      </w:pPr>
-      <w:r>
-        <w:rPr>
-          <w:rFonts w:ascii="Calibri" w:hAnsi="Calibri" w:cs="Calibri"/>
-          <w:b/>
-          <w:bCs/>
-          <w:sz w:val="36"/>
-          <w:szCs w:val="36"/>
+          <w:sz w:val="34"/>
+          <w:szCs w:val="34"/>
+        </w:rPr>
+      </w:pPr>
+      <w:r>
+        <w:rPr>
+          <w:rFonts w:ascii="Calibri" w:hAnsi="Calibri" w:cs="Calibri"/>
+          <w:b/>
+          <w:bCs/>
+          <w:color w:val="D86DCB" w:themeColor="accent5" w:themeTint="99"/>
+          <w:sz w:val="34"/>
+          <w:szCs w:val="34"/>
+        </w:rPr>
+        <w:t xml:space="preserve">final void Function(String, int) </w:t>
+      </w:r>
+      <w:proofErr w:type="spellStart"/>
+      <w:r>
+        <w:rPr>
+          <w:rFonts w:ascii="Calibri" w:hAnsi="Calibri" w:cs="Calibri"/>
+          <w:b/>
+          <w:bCs/>
+          <w:color w:val="D86DCB" w:themeColor="accent5" w:themeTint="99"/>
+          <w:sz w:val="34"/>
+          <w:szCs w:val="34"/>
+        </w:rPr>
+        <w:t>onChanged</w:t>
+      </w:r>
+      <w:proofErr w:type="spellEnd"/>
+      <w:r>
+        <w:rPr>
+          <w:rFonts w:ascii="Calibri" w:hAnsi="Calibri" w:cs="Calibri"/>
+          <w:b/>
+          <w:bCs/>
+          <w:color w:val="D86DCB" w:themeColor="accent5" w:themeTint="99"/>
+          <w:sz w:val="34"/>
+          <w:szCs w:val="34"/>
+        </w:rPr>
+        <w:t>;</w:t>
+      </w:r>
+    </w:p>
+    <w:p>
+      <w:pPr>
+        <w:jc w:val="both"/>
+        <w:rPr>
+          <w:rFonts w:ascii="Calibri" w:hAnsi="Calibri" w:cs="Calibri"/>
+          <w:b/>
+          <w:bCs/>
+          <w:color w:val="D86DCB" w:themeColor="accent5" w:themeTint="99"/>
+          <w:sz w:val="34"/>
+          <w:szCs w:val="34"/>
+        </w:rPr>
+      </w:pPr>
+      <w:r>
+        <w:rPr>
+          <w:rFonts w:ascii="Calibri" w:hAnsi="Calibri" w:cs="Calibri"/>
+          <w:b/>
+          <w:bCs/>
+          <w:color w:val="D86DCB" w:themeColor="accent5" w:themeTint="99"/>
+          <w:sz w:val="34"/>
+          <w:szCs w:val="34"/>
+        </w:rPr>
+        <w:t xml:space="preserve">final bool Function(int) </w:t>
+      </w:r>
+      <w:proofErr w:type="spellStart"/>
+      <w:r>
+        <w:rPr>
+          <w:rFonts w:ascii="Calibri" w:hAnsi="Calibri" w:cs="Calibri"/>
+          <w:b/>
+          <w:bCs/>
+          <w:color w:val="D86DCB" w:themeColor="accent5" w:themeTint="99"/>
+          <w:sz w:val="34"/>
+          <w:szCs w:val="34"/>
+        </w:rPr>
+        <w:t>onTapped</w:t>
+      </w:r>
+      <w:proofErr w:type="spellEnd"/>
+      <w:r>
+        <w:rPr>
+          <w:rFonts w:ascii="Calibri" w:hAnsi="Calibri" w:cs="Calibri"/>
+          <w:b/>
+          <w:bCs/>
+          <w:color w:val="D86DCB" w:themeColor="accent5" w:themeTint="99"/>
+          <w:sz w:val="34"/>
+          <w:szCs w:val="34"/>
+        </w:rPr>
+        <w:t>; // returns a bool</w:t>
+      </w:r>
+    </w:p>
+    <w:p>
+      <w:pPr>
+        <w:jc w:val="both"/>
+        <w:rPr>
+          <w:rFonts w:ascii="Calibri" w:hAnsi="Calibri" w:cs="Calibri"/>
+          <w:sz w:val="34"/>
+          <w:szCs w:val="34"/>
+        </w:rPr>
+      </w:pPr>
+    </w:p>
+    <w:p>
+      <w:pPr>
+        <w:jc w:val="both"/>
+        <w:rPr>
+          <w:rFonts w:ascii="Calibri" w:hAnsi="Calibri" w:cs="Calibri"/>
+          <w:sz w:val="34"/>
+          <w:szCs w:val="34"/>
+        </w:rPr>
+      </w:pPr>
+      <w:r>
+        <w:rPr>
+          <w:rFonts w:ascii="Calibri" w:hAnsi="Calibri" w:cs="Calibri"/>
+          <w:b/>
+          <w:bCs/>
+          <w:sz w:val="34"/>
+          <w:szCs w:val="34"/>
+        </w:rPr>
+        <w:t>NOTE</w:t>
+      </w:r>
+      <w:r>
+        <w:rPr>
+          <w:rFonts w:ascii="Calibri" w:hAnsi="Calibri" w:cs="Calibri"/>
+          <w:b/>
+          <w:bCs/>
+          <w:sz w:val="34"/>
+          <w:szCs w:val="34"/>
+        </w:rPr>
+        <w:t xml:space="preserve">: </w:t>
+      </w:r>
+      <w:r>
+        <w:rPr>
+          <w:rFonts w:ascii="Calibri" w:hAnsi="Calibri" w:cs="Calibri"/>
+          <w:sz w:val="34"/>
+          <w:szCs w:val="34"/>
+        </w:rPr>
+        <w:t xml:space="preserve">final can be used for </w:t>
+      </w:r>
+      <w:proofErr w:type="spellStart"/>
+      <w:r>
+        <w:rPr>
+          <w:rFonts w:ascii="Calibri" w:hAnsi="Calibri" w:cs="Calibri"/>
+          <w:b/>
+          <w:bCs/>
+          <w:sz w:val="34"/>
+          <w:szCs w:val="34"/>
+        </w:rPr>
+        <w:t>VoidCallback</w:t>
+      </w:r>
+      <w:proofErr w:type="spellEnd"/>
+      <w:r>
+        <w:rPr>
+          <w:rFonts w:ascii="Calibri" w:hAnsi="Calibri" w:cs="Calibri"/>
+          <w:sz w:val="34"/>
+          <w:szCs w:val="34"/>
+        </w:rPr>
+        <w:t xml:space="preserve"> and </w:t>
+      </w:r>
+      <w:proofErr w:type="spellStart"/>
+      <w:r>
+        <w:rPr>
+          <w:rFonts w:ascii="Calibri" w:hAnsi="Calibri" w:cs="Calibri"/>
+          <w:b/>
+          <w:bCs/>
+          <w:sz w:val="34"/>
+          <w:szCs w:val="34"/>
+        </w:rPr>
+        <w:t>VoidChanged</w:t>
+      </w:r>
+      <w:proofErr w:type="spellEnd"/>
+      <w:r>
+        <w:rPr>
+          <w:rFonts w:ascii="Calibri" w:hAnsi="Calibri" w:cs="Calibri"/>
+          <w:sz w:val="34"/>
+          <w:szCs w:val="34"/>
+        </w:rPr>
+        <w:t xml:space="preserve"> so </w:t>
+      </w:r>
+      <w:r>
+        <w:rPr>
+          <w:rFonts w:ascii="Calibri" w:hAnsi="Calibri" w:cs="Calibri"/>
+          <w:b/>
+          <w:bCs/>
+          <w:sz w:val="34"/>
+          <w:szCs w:val="34"/>
+        </w:rPr>
+        <w:t xml:space="preserve">const </w:t>
+      </w:r>
+      <w:r>
+        <w:rPr>
+          <w:rFonts w:ascii="Calibri" w:hAnsi="Calibri" w:cs="Calibri"/>
+          <w:sz w:val="34"/>
+          <w:szCs w:val="34"/>
+        </w:rPr>
+        <w:t xml:space="preserve">be used for optimization. </w:t>
+      </w:r>
+    </w:p>
+    <w:p>
+      <w:pPr>
+        <w:jc w:val="both"/>
+        <w:rPr>
+          <w:rFonts w:ascii="Calibri" w:hAnsi="Calibri" w:cs="Calibri"/>
+          <w:sz w:val="34"/>
+          <w:szCs w:val="34"/>
+        </w:rPr>
+      </w:pPr>
+      <w:r>
+        <w:rPr>
+          <w:rFonts w:ascii="Calibri" w:hAnsi="Calibri" w:cs="Calibri"/>
+          <w:b/>
+          <w:bCs/>
+          <w:sz w:val="34"/>
+          <w:szCs w:val="34"/>
         </w:rPr>
         <w:lastRenderedPageBreak/>
-        <w:t>NOTE</w:t>
-      </w:r>
-      <w:r>
-        <w:rPr>
-          <w:rFonts w:ascii="Calibri" w:hAnsi="Calibri" w:cs="Calibri"/>
-          <w:b/>
-          <w:bCs/>
-          <w:sz w:val="36"/>
-          <w:szCs w:val="36"/>
-        </w:rPr>
-        <w:t xml:space="preserve">: </w:t>
-      </w:r>
-      <w:r>
-        <w:rPr>
-          <w:rFonts w:ascii="Calibri" w:hAnsi="Calibri" w:cs="Calibri"/>
-          <w:sz w:val="36"/>
-          <w:szCs w:val="36"/>
-        </w:rPr>
-        <w:t xml:space="preserve">final can be used for </w:t>
-      </w:r>
-      <w:r>
-        <w:rPr>
-          <w:rFonts w:ascii="Calibri" w:hAnsi="Calibri" w:cs="Calibri"/>
-          <w:b/>
-          <w:bCs/>
-          <w:sz w:val="36"/>
-          <w:szCs w:val="36"/>
-        </w:rPr>
-        <w:t>VoidCallback</w:t>
-      </w:r>
-      <w:r>
-        <w:rPr>
-          <w:rFonts w:ascii="Calibri" w:hAnsi="Calibri" w:cs="Calibri"/>
-          <w:sz w:val="36"/>
-          <w:szCs w:val="36"/>
-        </w:rPr>
-        <w:t xml:space="preserve"> and </w:t>
-      </w:r>
-      <w:r>
-        <w:rPr>
-          <w:rFonts w:ascii="Calibri" w:hAnsi="Calibri" w:cs="Calibri"/>
-          <w:b/>
-          <w:bCs/>
-          <w:sz w:val="36"/>
-          <w:szCs w:val="36"/>
-        </w:rPr>
-        <w:t>VoidChanged</w:t>
-      </w:r>
-      <w:r>
-        <w:rPr>
-          <w:rFonts w:ascii="Calibri" w:hAnsi="Calibri" w:cs="Calibri"/>
-          <w:sz w:val="36"/>
-          <w:szCs w:val="36"/>
-        </w:rPr>
-        <w:t xml:space="preserve"> so </w:t>
-      </w:r>
-      <w:r>
-        <w:rPr>
-          <w:rFonts w:ascii="Calibri" w:hAnsi="Calibri" w:cs="Calibri"/>
-          <w:b/>
-          <w:bCs/>
-          <w:sz w:val="36"/>
-          <w:szCs w:val="36"/>
-        </w:rPr>
-        <w:t xml:space="preserve">const </w:t>
-      </w:r>
-      <w:r>
-        <w:rPr>
-          <w:rFonts w:ascii="Calibri" w:hAnsi="Calibri" w:cs="Calibri"/>
-          <w:sz w:val="36"/>
-          <w:szCs w:val="36"/>
-        </w:rPr>
-        <w:t xml:space="preserve">be used for optimization. </w:t>
-      </w:r>
-    </w:p>
-    <w:p>
-      <w:pPr>
-        <w:jc w:val="both"/>
-        <w:rPr>
-          <w:rFonts w:ascii="Calibri" w:hAnsi="Calibri" w:cs="Calibri"/>
-          <w:sz w:val="36"/>
-          <w:szCs w:val="36"/>
-        </w:rPr>
-      </w:pPr>
-      <w:r>
-        <w:rPr>
-          <w:rFonts w:ascii="Calibri" w:hAnsi="Calibri" w:cs="Calibri"/>
-          <w:b/>
-          <w:bCs/>
-          <w:sz w:val="36"/>
-          <w:szCs w:val="36"/>
-        </w:rPr>
         <w:t>NOTE-2:</w:t>
       </w:r>
       <w:r>
         <w:rPr>
           <w:rFonts w:ascii="Calibri" w:hAnsi="Calibri" w:cs="Calibri"/>
-          <w:sz w:val="36"/>
-          <w:szCs w:val="36"/>
+          <w:sz w:val="34"/>
+          <w:szCs w:val="34"/>
         </w:rPr>
         <w:t xml:space="preserve"> But if we need more than one parameter in the function than</w:t>
       </w:r>
@@ -1236,16 +1661,16 @@
           <w:rFonts w:ascii="Calibri" w:hAnsi="Calibri" w:cs="Calibri"/>
           <w:b/>
           <w:bCs/>
-          <w:sz w:val="36"/>
-          <w:szCs w:val="36"/>
+          <w:sz w:val="34"/>
+          <w:szCs w:val="34"/>
         </w:rPr>
         <w:t xml:space="preserve"> Function()</w:t>
       </w:r>
       <w:r>
         <w:rPr>
           <w:rFonts w:ascii="Calibri" w:hAnsi="Calibri" w:cs="Calibri"/>
-          <w:sz w:val="36"/>
-          <w:szCs w:val="36"/>
+          <w:sz w:val="34"/>
+          <w:szCs w:val="34"/>
         </w:rPr>
         <w:t xml:space="preserve"> callback is better approach</w:t>
       </w:r>
@@ -1255,8 +1680,8 @@
         <w:jc w:val="both"/>
         <w:rPr>
           <w:rFonts w:ascii="Calibri" w:hAnsi="Calibri" w:cs="Calibri"/>
-          <w:sz w:val="36"/>
-          <w:szCs w:val="36"/>
+          <w:sz w:val="34"/>
+          <w:szCs w:val="34"/>
         </w:rPr>
       </w:pPr>
     </w:p>
@@ -1265,15 +1690,15 @@
         <w:jc w:val="center"/>
         <w:rPr>
           <w:rFonts w:ascii="Calibri" w:hAnsi="Calibri" w:cs="Calibri"/>
-          <w:sz w:val="36"/>
-          <w:szCs w:val="36"/>
-        </w:rPr>
-      </w:pPr>
-      <w:r>
-        <w:rPr>
-          <w:rFonts w:ascii="Calibri" w:hAnsi="Calibri" w:cs="Calibri"/>
-          <w:sz w:val="36"/>
-          <w:szCs w:val="36"/>
+          <w:sz w:val="34"/>
+          <w:szCs w:val="34"/>
+        </w:rPr>
+      </w:pPr>
+      <w:r>
+        <w:rPr>
+          <w:rFonts w:ascii="Calibri" w:hAnsi="Calibri" w:cs="Calibri"/>
+          <w:sz w:val="34"/>
+          <w:szCs w:val="34"/>
         </w:rPr>
         <w:t>Break</w:t>
       </w:r>
@@ -1283,29 +1708,29 @@
         <w:jc w:val="both"/>
         <w:rPr>
           <w:rFonts w:ascii="Calibri" w:hAnsi="Calibri" w:cs="Calibri"/>
-          <w:sz w:val="36"/>
-          <w:szCs w:val="36"/>
-        </w:rPr>
-      </w:pPr>
-    </w:p>
-    <w:p>
-      <w:pPr>
-        <w:jc w:val="both"/>
-        <w:rPr>
-          <w:rFonts w:ascii="Calibri" w:hAnsi="Calibri" w:cs="Calibri"/>
-          <w:b/>
-          <w:bCs/>
-          <w:sz w:val="36"/>
-          <w:szCs w:val="36"/>
-        </w:rPr>
-      </w:pPr>
-      <w:r>
-        <w:rPr>
-          <w:rFonts w:ascii="Calibri" w:hAnsi="Calibri" w:cs="Calibri"/>
-          <w:b/>
-          <w:bCs/>
-          <w:sz w:val="36"/>
-          <w:szCs w:val="36"/>
+          <w:sz w:val="34"/>
+          <w:szCs w:val="34"/>
+        </w:rPr>
+      </w:pPr>
+    </w:p>
+    <w:p>
+      <w:pPr>
+        <w:jc w:val="both"/>
+        <w:rPr>
+          <w:rFonts w:ascii="Calibri" w:hAnsi="Calibri" w:cs="Calibri"/>
+          <w:b/>
+          <w:bCs/>
+          <w:sz w:val="34"/>
+          <w:szCs w:val="34"/>
+        </w:rPr>
+      </w:pPr>
+      <w:r>
+        <w:rPr>
+          <w:rFonts w:ascii="Calibri" w:hAnsi="Calibri" w:cs="Calibri"/>
+          <w:b/>
+          <w:bCs/>
+          <w:sz w:val="34"/>
+          <w:szCs w:val="34"/>
         </w:rPr>
         <w:t>Passing</w:t>
       </w:r>
@@ -1314,8 +1739,8 @@
           <w:rFonts w:ascii="Calibri" w:hAnsi="Calibri" w:cs="Calibri"/>
           <w:b/>
           <w:bCs/>
-          <w:sz w:val="36"/>
-          <w:szCs w:val="36"/>
+          <w:sz w:val="34"/>
+          <w:szCs w:val="34"/>
         </w:rPr>
         <w:t xml:space="preserve"> F</w:t>
       </w:r>
@@ -1324,8 +1749,8 @@
           <w:rFonts w:ascii="Calibri" w:hAnsi="Calibri" w:cs="Calibri"/>
           <w:b/>
           <w:bCs/>
-          <w:sz w:val="36"/>
-          <w:szCs w:val="36"/>
+          <w:sz w:val="34"/>
+          <w:szCs w:val="34"/>
         </w:rPr>
         <w:t>unction</w:t>
       </w:r>
@@ -1334,8 +1759,8 @@
           <w:rFonts w:ascii="Calibri" w:hAnsi="Calibri" w:cs="Calibri"/>
           <w:b/>
           <w:bCs/>
-          <w:sz w:val="36"/>
-          <w:szCs w:val="36"/>
+          <w:sz w:val="34"/>
+          <w:szCs w:val="34"/>
         </w:rPr>
         <w:t>()</w:t>
       </w:r>
@@ -1344,8 +1769,8 @@
           <w:rFonts w:ascii="Calibri" w:hAnsi="Calibri" w:cs="Calibri"/>
           <w:b/>
           <w:bCs/>
-          <w:sz w:val="36"/>
-          <w:szCs w:val="36"/>
+          <w:sz w:val="34"/>
+          <w:szCs w:val="34"/>
         </w:rPr>
         <w:t xml:space="preserve"> as </w:t>
       </w:r>
@@ -1354,8 +1779,8 @@
           <w:rFonts w:ascii="Calibri" w:hAnsi="Calibri" w:cs="Calibri"/>
           <w:b/>
           <w:bCs/>
-          <w:sz w:val="36"/>
-          <w:szCs w:val="36"/>
+          <w:sz w:val="34"/>
+          <w:szCs w:val="34"/>
         </w:rPr>
         <w:t>parameter for Calling it:</w:t>
       </w:r>
@@ -1365,23 +1790,23 @@
         <w:jc w:val="both"/>
         <w:rPr>
           <w:rFonts w:ascii="Calibri" w:hAnsi="Calibri" w:cs="Calibri"/>
-          <w:sz w:val="36"/>
-          <w:szCs w:val="36"/>
-        </w:rPr>
-      </w:pPr>
-      <w:r>
-        <w:rPr>
-          <w:rFonts w:ascii="Calibri" w:hAnsi="Calibri" w:cs="Calibri"/>
-          <w:sz w:val="36"/>
-          <w:szCs w:val="36"/>
+          <w:sz w:val="34"/>
+          <w:szCs w:val="34"/>
+        </w:rPr>
+      </w:pPr>
+      <w:r>
+        <w:rPr>
+          <w:rFonts w:ascii="Calibri" w:hAnsi="Calibri" w:cs="Calibri"/>
+          <w:sz w:val="34"/>
+          <w:szCs w:val="34"/>
         </w:rPr>
         <w:t xml:space="preserve"># </w:t>
       </w:r>
       <w:r>
         <w:rPr>
           <w:rFonts w:ascii="Calibri" w:hAnsi="Calibri" w:cs="Calibri"/>
-          <w:sz w:val="36"/>
-          <w:szCs w:val="36"/>
+          <w:sz w:val="34"/>
+          <w:szCs w:val="34"/>
         </w:rPr>
         <w:t xml:space="preserve">We can also pass a function as parameter or argument of a class or function specifying the data type </w:t>
       </w:r>
@@ -1390,8 +1815,8 @@
           <w:rFonts w:ascii="Calibri" w:hAnsi="Calibri" w:cs="Calibri"/>
           <w:b/>
           <w:bCs/>
-          <w:sz w:val="36"/>
-          <w:szCs w:val="36"/>
+          <w:sz w:val="34"/>
+          <w:szCs w:val="34"/>
         </w:rPr>
         <w:t>Future&lt;void&gt; Function()</w:t>
       </w:r>
@@ -1400,16 +1825,16 @@
           <w:rFonts w:ascii="Calibri" w:hAnsi="Calibri" w:cs="Calibri"/>
           <w:b/>
           <w:bCs/>
-          <w:sz w:val="36"/>
-          <w:szCs w:val="36"/>
+          <w:sz w:val="34"/>
+          <w:szCs w:val="34"/>
         </w:rPr>
         <w:t xml:space="preserve"> </w:t>
       </w:r>
       <w:r>
         <w:rPr>
           <w:rFonts w:ascii="Calibri" w:hAnsi="Calibri" w:cs="Calibri"/>
-          <w:sz w:val="36"/>
-          <w:szCs w:val="36"/>
+          <w:sz w:val="34"/>
+          <w:szCs w:val="34"/>
         </w:rPr>
         <w:t>and then just call it.</w:t>
       </w:r>
@@ -1422,138 +1847,282 @@
           <w:b/>
           <w:bCs/>
           <w:color w:val="D86DCB" w:themeColor="accent5" w:themeTint="99"/>
-          <w:sz w:val="36"/>
-          <w:szCs w:val="36"/>
-        </w:rPr>
-      </w:pPr>
-      <w:r>
-        <w:rPr>
-          <w:rFonts w:ascii="Calibri" w:hAnsi="Calibri" w:cs="Calibri"/>
-          <w:b/>
-          <w:bCs/>
-          <w:color w:val="D86DCB" w:themeColor="accent5" w:themeTint="99"/>
-          <w:sz w:val="36"/>
-          <w:szCs w:val="36"/>
-        </w:rPr>
-        <w:t>class ProductDialog extends StatefulWidget {</w:t>
-      </w:r>
-    </w:p>
-    <w:p>
-      <w:pPr>
-        <w:jc w:val="both"/>
-        <w:rPr>
-          <w:rFonts w:ascii="Calibri" w:hAnsi="Calibri" w:cs="Calibri"/>
-          <w:b/>
-          <w:bCs/>
-          <w:color w:val="D86DCB" w:themeColor="accent5" w:themeTint="99"/>
-          <w:sz w:val="36"/>
-          <w:szCs w:val="36"/>
-        </w:rPr>
-      </w:pPr>
-      <w:r>
-        <w:rPr>
-          <w:rFonts w:ascii="Calibri" w:hAnsi="Calibri" w:cs="Calibri"/>
-          <w:b/>
-          <w:bCs/>
-          <w:color w:val="D86DCB" w:themeColor="accent5" w:themeTint="99"/>
-          <w:sz w:val="36"/>
-          <w:szCs w:val="36"/>
-        </w:rPr>
-        <w:t xml:space="preserve">  final Future&lt;void&gt; Function() fetchProductsData;</w:t>
-      </w:r>
-    </w:p>
-    <w:p>
-      <w:pPr>
-        <w:jc w:val="both"/>
-        <w:rPr>
-          <w:rFonts w:ascii="Calibri" w:hAnsi="Calibri" w:cs="Calibri"/>
-          <w:b/>
-          <w:bCs/>
-          <w:color w:val="D86DCB" w:themeColor="accent5" w:themeTint="99"/>
-          <w:sz w:val="36"/>
-          <w:szCs w:val="36"/>
-        </w:rPr>
-      </w:pPr>
-      <w:r>
-        <w:rPr>
-          <w:rFonts w:ascii="Calibri" w:hAnsi="Calibri" w:cs="Calibri"/>
-          <w:b/>
-          <w:bCs/>
-          <w:color w:val="D86DCB" w:themeColor="accent5" w:themeTint="99"/>
-          <w:sz w:val="36"/>
-          <w:szCs w:val="36"/>
-        </w:rPr>
-        <w:t xml:space="preserve">  const ProductDialog({</w:t>
-      </w:r>
-    </w:p>
-    <w:p>
-      <w:pPr>
-        <w:jc w:val="both"/>
-        <w:rPr>
-          <w:rFonts w:ascii="Calibri" w:hAnsi="Calibri" w:cs="Calibri"/>
-          <w:b/>
-          <w:bCs/>
-          <w:color w:val="D86DCB" w:themeColor="accent5" w:themeTint="99"/>
-          <w:sz w:val="36"/>
-          <w:szCs w:val="36"/>
-        </w:rPr>
-      </w:pPr>
-      <w:r>
-        <w:rPr>
-          <w:rFonts w:ascii="Calibri" w:hAnsi="Calibri" w:cs="Calibri"/>
-          <w:b/>
-          <w:bCs/>
-          <w:color w:val="D86DCB" w:themeColor="accent5" w:themeTint="99"/>
-          <w:sz w:val="36"/>
-          <w:szCs w:val="36"/>
-        </w:rPr>
-        <w:t xml:space="preserve">    super.key,</w:t>
-      </w:r>
-    </w:p>
-    <w:p>
-      <w:pPr>
-        <w:jc w:val="both"/>
-        <w:rPr>
-          <w:rFonts w:ascii="Calibri" w:hAnsi="Calibri" w:cs="Calibri"/>
-          <w:b/>
-          <w:bCs/>
-          <w:color w:val="D86DCB" w:themeColor="accent5" w:themeTint="99"/>
-          <w:sz w:val="36"/>
-          <w:szCs w:val="36"/>
-        </w:rPr>
-      </w:pPr>
-      <w:r>
-        <w:rPr>
-          <w:rFonts w:ascii="Calibri" w:hAnsi="Calibri" w:cs="Calibri"/>
-          <w:b/>
-          <w:bCs/>
-          <w:color w:val="D86DCB" w:themeColor="accent5" w:themeTint="99"/>
-          <w:sz w:val="36"/>
-          <w:szCs w:val="36"/>
-        </w:rPr>
-        <w:t xml:space="preserve">    required this.fetchProductsData,</w:t>
-      </w:r>
-    </w:p>
-    <w:p>
-      <w:pPr>
-        <w:jc w:val="both"/>
-        <w:rPr>
-          <w:rFonts w:ascii="Calibri" w:hAnsi="Calibri" w:cs="Calibri"/>
-          <w:b/>
-          <w:bCs/>
-          <w:color w:val="D86DCB" w:themeColor="accent5" w:themeTint="99"/>
-          <w:sz w:val="36"/>
-          <w:szCs w:val="36"/>
-        </w:rPr>
-      </w:pPr>
-      <w:r>
-        <w:rPr>
-          <w:rFonts w:ascii="Calibri" w:hAnsi="Calibri" w:cs="Calibri"/>
-          <w:b/>
-          <w:bCs/>
-          <w:color w:val="D86DCB" w:themeColor="accent5" w:themeTint="99"/>
-          <w:sz w:val="36"/>
-          <w:szCs w:val="36"/>
+          <w:sz w:val="34"/>
+          <w:szCs w:val="34"/>
+        </w:rPr>
+      </w:pPr>
+      <w:r>
+        <w:rPr>
+          <w:rFonts w:ascii="Calibri" w:hAnsi="Calibri" w:cs="Calibri"/>
+          <w:b/>
+          <w:bCs/>
+          <w:color w:val="D86DCB" w:themeColor="accent5" w:themeTint="99"/>
+          <w:sz w:val="34"/>
+          <w:szCs w:val="34"/>
+        </w:rPr>
+        <w:t xml:space="preserve">class </w:t>
+      </w:r>
+      <w:proofErr w:type="spellStart"/>
+      <w:r>
+        <w:rPr>
+          <w:rFonts w:ascii="Calibri" w:hAnsi="Calibri" w:cs="Calibri"/>
+          <w:b/>
+          <w:bCs/>
+          <w:color w:val="D86DCB" w:themeColor="accent5" w:themeTint="99"/>
+          <w:sz w:val="34"/>
+          <w:szCs w:val="34"/>
+        </w:rPr>
+        <w:t>ProductDialog</w:t>
+      </w:r>
+      <w:proofErr w:type="spellEnd"/>
+      <w:r>
+        <w:rPr>
+          <w:rFonts w:ascii="Calibri" w:hAnsi="Calibri" w:cs="Calibri"/>
+          <w:b/>
+          <w:bCs/>
+          <w:color w:val="D86DCB" w:themeColor="accent5" w:themeTint="99"/>
+          <w:sz w:val="34"/>
+          <w:szCs w:val="34"/>
+        </w:rPr>
+        <w:t xml:space="preserve"> extends </w:t>
+      </w:r>
+      <w:proofErr w:type="spellStart"/>
+      <w:r>
+        <w:rPr>
+          <w:rFonts w:ascii="Calibri" w:hAnsi="Calibri" w:cs="Calibri"/>
+          <w:b/>
+          <w:bCs/>
+          <w:color w:val="D86DCB" w:themeColor="accent5" w:themeTint="99"/>
+          <w:sz w:val="34"/>
+          <w:szCs w:val="34"/>
+        </w:rPr>
+        <w:t>StatefulWidget</w:t>
+      </w:r>
+      <w:proofErr w:type="spellEnd"/>
+      <w:r>
+        <w:rPr>
+          <w:rFonts w:ascii="Calibri" w:hAnsi="Calibri" w:cs="Calibri"/>
+          <w:b/>
+          <w:bCs/>
+          <w:color w:val="D86DCB" w:themeColor="accent5" w:themeTint="99"/>
+          <w:sz w:val="34"/>
+          <w:szCs w:val="34"/>
+        </w:rPr>
+        <w:t xml:space="preserve"> {</w:t>
+      </w:r>
+    </w:p>
+    <w:p>
+      <w:pPr>
+        <w:jc w:val="both"/>
+        <w:rPr>
+          <w:rFonts w:ascii="Calibri" w:hAnsi="Calibri" w:cs="Calibri"/>
+          <w:b/>
+          <w:bCs/>
+          <w:color w:val="D86DCB" w:themeColor="accent5" w:themeTint="99"/>
+          <w:sz w:val="34"/>
+          <w:szCs w:val="34"/>
+        </w:rPr>
+      </w:pPr>
+      <w:r>
+        <w:rPr>
+          <w:rFonts w:ascii="Calibri" w:hAnsi="Calibri" w:cs="Calibri"/>
+          <w:b/>
+          <w:bCs/>
+          <w:color w:val="D86DCB" w:themeColor="accent5" w:themeTint="99"/>
+          <w:sz w:val="34"/>
+          <w:szCs w:val="34"/>
+        </w:rPr>
+        <w:t xml:space="preserve">  final Future&lt;void&gt; Function() </w:t>
+      </w:r>
+      <w:proofErr w:type="spellStart"/>
+      <w:r>
+        <w:rPr>
+          <w:rFonts w:ascii="Calibri" w:hAnsi="Calibri" w:cs="Calibri"/>
+          <w:b/>
+          <w:bCs/>
+          <w:color w:val="D86DCB" w:themeColor="accent5" w:themeTint="99"/>
+          <w:sz w:val="34"/>
+          <w:szCs w:val="34"/>
+        </w:rPr>
+        <w:t>fetchProductsData</w:t>
+      </w:r>
+      <w:proofErr w:type="spellEnd"/>
+      <w:r>
+        <w:rPr>
+          <w:rFonts w:ascii="Calibri" w:hAnsi="Calibri" w:cs="Calibri"/>
+          <w:b/>
+          <w:bCs/>
+          <w:color w:val="D86DCB" w:themeColor="accent5" w:themeTint="99"/>
+          <w:sz w:val="34"/>
+          <w:szCs w:val="34"/>
+        </w:rPr>
+        <w:t>;</w:t>
+      </w:r>
+    </w:p>
+    <w:p>
+      <w:pPr>
+        <w:jc w:val="both"/>
+        <w:rPr>
+          <w:rFonts w:ascii="Calibri" w:hAnsi="Calibri" w:cs="Calibri"/>
+          <w:b/>
+          <w:bCs/>
+          <w:color w:val="D86DCB" w:themeColor="accent5" w:themeTint="99"/>
+          <w:sz w:val="34"/>
+          <w:szCs w:val="34"/>
+        </w:rPr>
+      </w:pPr>
+      <w:r>
+        <w:rPr>
+          <w:rFonts w:ascii="Calibri" w:hAnsi="Calibri" w:cs="Calibri"/>
+          <w:b/>
+          <w:bCs/>
+          <w:color w:val="D86DCB" w:themeColor="accent5" w:themeTint="99"/>
+          <w:sz w:val="34"/>
+          <w:szCs w:val="34"/>
+        </w:rPr>
+        <w:t xml:space="preserve">  const </w:t>
+      </w:r>
+      <w:proofErr w:type="spellStart"/>
+      <w:r>
+        <w:rPr>
+          <w:rFonts w:ascii="Calibri" w:hAnsi="Calibri" w:cs="Calibri"/>
+          <w:b/>
+          <w:bCs/>
+          <w:color w:val="D86DCB" w:themeColor="accent5" w:themeTint="99"/>
+          <w:sz w:val="34"/>
+          <w:szCs w:val="34"/>
+        </w:rPr>
+        <w:t>ProductDialog</w:t>
+      </w:r>
+      <w:proofErr w:type="spellEnd"/>
+      <w:r>
+        <w:rPr>
+          <w:rFonts w:ascii="Calibri" w:hAnsi="Calibri" w:cs="Calibri"/>
+          <w:b/>
+          <w:bCs/>
+          <w:color w:val="D86DCB" w:themeColor="accent5" w:themeTint="99"/>
+          <w:sz w:val="34"/>
+          <w:szCs w:val="34"/>
+        </w:rPr>
+        <w:t>({</w:t>
+      </w:r>
+    </w:p>
+    <w:p>
+      <w:pPr>
+        <w:jc w:val="both"/>
+        <w:rPr>
+          <w:rFonts w:ascii="Calibri" w:hAnsi="Calibri" w:cs="Calibri"/>
+          <w:b/>
+          <w:bCs/>
+          <w:color w:val="D86DCB" w:themeColor="accent5" w:themeTint="99"/>
+          <w:sz w:val="34"/>
+          <w:szCs w:val="34"/>
+        </w:rPr>
+      </w:pPr>
+      <w:r>
+        <w:rPr>
+          <w:rFonts w:ascii="Calibri" w:hAnsi="Calibri" w:cs="Calibri"/>
+          <w:b/>
+          <w:bCs/>
+          <w:color w:val="D86DCB" w:themeColor="accent5" w:themeTint="99"/>
+          <w:sz w:val="34"/>
+          <w:szCs w:val="34"/>
+        </w:rPr>
+        <w:t xml:space="preserve">    </w:t>
+      </w:r>
+      <w:proofErr w:type="spellStart"/>
+      <w:r>
+        <w:rPr>
+          <w:rFonts w:ascii="Calibri" w:hAnsi="Calibri" w:cs="Calibri"/>
+          <w:b/>
+          <w:bCs/>
+          <w:color w:val="D86DCB" w:themeColor="accent5" w:themeTint="99"/>
+          <w:sz w:val="34"/>
+          <w:szCs w:val="34"/>
+        </w:rPr>
+        <w:t>super.key</w:t>
+      </w:r>
+      <w:proofErr w:type="spellEnd"/>
+      <w:r>
+        <w:rPr>
+          <w:rFonts w:ascii="Calibri" w:hAnsi="Calibri" w:cs="Calibri"/>
+          <w:b/>
+          <w:bCs/>
+          <w:color w:val="D86DCB" w:themeColor="accent5" w:themeTint="99"/>
+          <w:sz w:val="34"/>
+          <w:szCs w:val="34"/>
+        </w:rPr>
+        <w:t>,</w:t>
+      </w:r>
+    </w:p>
+    <w:p>
+      <w:pPr>
+        <w:jc w:val="both"/>
+        <w:rPr>
+          <w:rFonts w:ascii="Calibri" w:hAnsi="Calibri" w:cs="Calibri"/>
+          <w:b/>
+          <w:bCs/>
+          <w:color w:val="D86DCB" w:themeColor="accent5" w:themeTint="99"/>
+          <w:sz w:val="34"/>
+          <w:szCs w:val="34"/>
+        </w:rPr>
+      </w:pPr>
+      <w:r>
+        <w:rPr>
+          <w:rFonts w:ascii="Calibri" w:hAnsi="Calibri" w:cs="Calibri"/>
+          <w:b/>
+          <w:bCs/>
+          <w:color w:val="D86DCB" w:themeColor="accent5" w:themeTint="99"/>
+          <w:sz w:val="34"/>
+          <w:szCs w:val="34"/>
+        </w:rPr>
+        <w:t xml:space="preserve">    required </w:t>
+      </w:r>
+      <w:proofErr w:type="spellStart"/>
+      <w:r>
+        <w:rPr>
+          <w:rFonts w:ascii="Calibri" w:hAnsi="Calibri" w:cs="Calibri"/>
+          <w:b/>
+          <w:bCs/>
+          <w:color w:val="D86DCB" w:themeColor="accent5" w:themeTint="99"/>
+          <w:sz w:val="34"/>
+          <w:szCs w:val="34"/>
+        </w:rPr>
+        <w:t>this.fetchProductsData</w:t>
+      </w:r>
+      <w:proofErr w:type="spellEnd"/>
+      <w:r>
+        <w:rPr>
+          <w:rFonts w:ascii="Calibri" w:hAnsi="Calibri" w:cs="Calibri"/>
+          <w:b/>
+          <w:bCs/>
+          <w:color w:val="D86DCB" w:themeColor="accent5" w:themeTint="99"/>
+          <w:sz w:val="34"/>
+          <w:szCs w:val="34"/>
+        </w:rPr>
+        <w:t>,</w:t>
+      </w:r>
+    </w:p>
+    <w:p>
+      <w:pPr>
+        <w:jc w:val="both"/>
+        <w:rPr>
+          <w:rFonts w:ascii="Calibri" w:hAnsi="Calibri" w:cs="Calibri"/>
+          <w:b/>
+          <w:bCs/>
+          <w:color w:val="D86DCB" w:themeColor="accent5" w:themeTint="99"/>
+          <w:sz w:val="34"/>
+          <w:szCs w:val="34"/>
+        </w:rPr>
+      </w:pPr>
+      <w:r>
+        <w:rPr>
+          <w:rFonts w:ascii="Calibri" w:hAnsi="Calibri" w:cs="Calibri"/>
+          <w:b/>
+          <w:bCs/>
+          <w:color w:val="D86DCB" w:themeColor="accent5" w:themeTint="99"/>
+          <w:sz w:val="34"/>
+          <w:szCs w:val="34"/>
         </w:rPr>
         <w:t xml:space="preserve">  });</w:t>
       </w:r>
@@ -1566,18 +2135,18 @@
           <w:b/>
           <w:bCs/>
           <w:color w:val="D86DCB" w:themeColor="accent5" w:themeTint="99"/>
-          <w:sz w:val="36"/>
-          <w:szCs w:val="36"/>
-        </w:rPr>
-      </w:pPr>
-      <w:r>
-        <w:rPr>
-          <w:rFonts w:ascii="Calibri" w:hAnsi="Calibri" w:cs="Calibri"/>
-          <w:b/>
-          <w:bCs/>
-          <w:color w:val="D86DCB" w:themeColor="accent5" w:themeTint="99"/>
-          <w:sz w:val="36"/>
-          <w:szCs w:val="36"/>
+          <w:sz w:val="34"/>
+          <w:szCs w:val="34"/>
+        </w:rPr>
+      </w:pPr>
+      <w:r>
+        <w:rPr>
+          <w:rFonts w:ascii="Calibri" w:hAnsi="Calibri" w:cs="Calibri"/>
+          <w:b/>
+          <w:bCs/>
+          <w:color w:val="D86DCB" w:themeColor="accent5" w:themeTint="99"/>
+          <w:sz w:val="34"/>
+          <w:szCs w:val="34"/>
         </w:rPr>
         <w:t>…</w:t>
       </w:r>
@@ -1590,42 +2159,66 @@
           <w:b/>
           <w:bCs/>
           <w:color w:val="D86DCB" w:themeColor="accent5" w:themeTint="99"/>
-          <w:sz w:val="36"/>
-          <w:szCs w:val="36"/>
-        </w:rPr>
-      </w:pPr>
-      <w:r>
-        <w:rPr>
-          <w:rFonts w:ascii="Calibri" w:hAnsi="Calibri" w:cs="Calibri"/>
-          <w:b/>
-          <w:bCs/>
-          <w:color w:val="D86DCB" w:themeColor="accent5" w:themeTint="99"/>
-          <w:sz w:val="36"/>
-          <w:szCs w:val="36"/>
-        </w:rPr>
-        <w:t>await fetchProductsData;</w:t>
-      </w:r>
-    </w:p>
-    <w:p>
-      <w:pPr>
-        <w:jc w:val="both"/>
-        <w:rPr>
-          <w:rFonts w:ascii="Calibri" w:hAnsi="Calibri" w:cs="Calibri"/>
-          <w:b/>
-          <w:bCs/>
-          <w:color w:val="D86DCB" w:themeColor="accent5" w:themeTint="99"/>
-          <w:sz w:val="36"/>
-          <w:szCs w:val="36"/>
-        </w:rPr>
-      </w:pPr>
-      <w:r>
-        <w:rPr>
-          <w:rFonts w:ascii="Calibri" w:hAnsi="Calibri" w:cs="Calibri"/>
-          <w:b/>
-          <w:bCs/>
-          <w:color w:val="D86DCB" w:themeColor="accent5" w:themeTint="99"/>
-          <w:sz w:val="36"/>
-          <w:szCs w:val="36"/>
+          <w:sz w:val="34"/>
+          <w:szCs w:val="34"/>
+        </w:rPr>
+      </w:pPr>
+      <w:r>
+        <w:rPr>
+          <w:rFonts w:ascii="Calibri" w:hAnsi="Calibri" w:cs="Calibri"/>
+          <w:b/>
+          <w:bCs/>
+          <w:color w:val="D86DCB" w:themeColor="accent5" w:themeTint="99"/>
+          <w:sz w:val="34"/>
+          <w:szCs w:val="34"/>
+        </w:rPr>
+        <w:t xml:space="preserve">await </w:t>
+      </w:r>
+      <w:proofErr w:type="spellStart"/>
+      <w:r>
+        <w:rPr>
+          <w:rFonts w:ascii="Calibri" w:hAnsi="Calibri" w:cs="Calibri"/>
+          <w:b/>
+          <w:bCs/>
+          <w:color w:val="D86DCB" w:themeColor="accent5" w:themeTint="99"/>
+          <w:sz w:val="34"/>
+          <w:szCs w:val="34"/>
+        </w:rPr>
+        <w:t>fetchProductsData</w:t>
+      </w:r>
+      <w:proofErr w:type="spellEnd"/>
+      <w:r>
+        <w:rPr>
+          <w:rFonts w:ascii="Calibri" w:hAnsi="Calibri" w:cs="Calibri"/>
+          <w:b/>
+          <w:bCs/>
+          <w:color w:val="D86DCB" w:themeColor="accent5" w:themeTint="99"/>
+          <w:sz w:val="34"/>
+          <w:szCs w:val="34"/>
+        </w:rPr>
+        <w:t>;</w:t>
+      </w:r>
+    </w:p>
+    <w:p>
+      <w:pPr>
+        <w:jc w:val="both"/>
+        <w:rPr>
+          <w:rFonts w:ascii="Calibri" w:hAnsi="Calibri" w:cs="Calibri"/>
+          <w:b/>
+          <w:bCs/>
+          <w:color w:val="D86DCB" w:themeColor="accent5" w:themeTint="99"/>
+          <w:sz w:val="34"/>
+          <w:szCs w:val="34"/>
+        </w:rPr>
+      </w:pPr>
+      <w:r>
+        <w:rPr>
+          <w:rFonts w:ascii="Calibri" w:hAnsi="Calibri" w:cs="Calibri"/>
+          <w:b/>
+          <w:bCs/>
+          <w:color w:val="D86DCB" w:themeColor="accent5" w:themeTint="99"/>
+          <w:sz w:val="34"/>
+          <w:szCs w:val="34"/>
         </w:rPr>
         <w:t xml:space="preserve">// or </w:t>
       </w:r>
@@ -1638,42 +2231,66 @@
           <w:b/>
           <w:bCs/>
           <w:color w:val="D86DCB" w:themeColor="accent5" w:themeTint="99"/>
-          <w:sz w:val="36"/>
-          <w:szCs w:val="36"/>
-        </w:rPr>
-      </w:pPr>
-      <w:r>
-        <w:rPr>
-          <w:rFonts w:ascii="Calibri" w:hAnsi="Calibri" w:cs="Calibri"/>
-          <w:b/>
-          <w:bCs/>
-          <w:color w:val="D86DCB" w:themeColor="accent5" w:themeTint="99"/>
-          <w:sz w:val="36"/>
-          <w:szCs w:val="36"/>
-        </w:rPr>
-        <w:t>class AuthProvider {</w:t>
-      </w:r>
-    </w:p>
-    <w:p>
-      <w:pPr>
-        <w:jc w:val="both"/>
-        <w:rPr>
-          <w:rFonts w:ascii="Calibri" w:hAnsi="Calibri" w:cs="Calibri"/>
-          <w:b/>
-          <w:bCs/>
-          <w:color w:val="D86DCB" w:themeColor="accent5" w:themeTint="99"/>
-          <w:sz w:val="36"/>
-          <w:szCs w:val="36"/>
-        </w:rPr>
-      </w:pPr>
-      <w:r>
-        <w:rPr>
-          <w:rFonts w:ascii="Calibri" w:hAnsi="Calibri" w:cs="Calibri"/>
-          <w:b/>
-          <w:bCs/>
-          <w:color w:val="D86DCB" w:themeColor="accent5" w:themeTint="99"/>
-          <w:sz w:val="36"/>
-          <w:szCs w:val="36"/>
+          <w:sz w:val="34"/>
+          <w:szCs w:val="34"/>
+        </w:rPr>
+      </w:pPr>
+      <w:r>
+        <w:rPr>
+          <w:rFonts w:ascii="Calibri" w:hAnsi="Calibri" w:cs="Calibri"/>
+          <w:b/>
+          <w:bCs/>
+          <w:color w:val="D86DCB" w:themeColor="accent5" w:themeTint="99"/>
+          <w:sz w:val="34"/>
+          <w:szCs w:val="34"/>
+        </w:rPr>
+        <w:t xml:space="preserve">class </w:t>
+      </w:r>
+      <w:proofErr w:type="spellStart"/>
+      <w:r>
+        <w:rPr>
+          <w:rFonts w:ascii="Calibri" w:hAnsi="Calibri" w:cs="Calibri"/>
+          <w:b/>
+          <w:bCs/>
+          <w:color w:val="D86DCB" w:themeColor="accent5" w:themeTint="99"/>
+          <w:sz w:val="34"/>
+          <w:szCs w:val="34"/>
+        </w:rPr>
+        <w:t>AuthProvider</w:t>
+      </w:r>
+      <w:proofErr w:type="spellEnd"/>
+      <w:r>
+        <w:rPr>
+          <w:rFonts w:ascii="Calibri" w:hAnsi="Calibri" w:cs="Calibri"/>
+          <w:b/>
+          <w:bCs/>
+          <w:color w:val="D86DCB" w:themeColor="accent5" w:themeTint="99"/>
+          <w:sz w:val="34"/>
+          <w:szCs w:val="34"/>
+        </w:rPr>
+        <w:t xml:space="preserve"> {</w:t>
+      </w:r>
+    </w:p>
+    <w:p>
+      <w:pPr>
+        <w:jc w:val="both"/>
+        <w:rPr>
+          <w:rFonts w:ascii="Calibri" w:hAnsi="Calibri" w:cs="Calibri"/>
+          <w:b/>
+          <w:bCs/>
+          <w:color w:val="D86DCB" w:themeColor="accent5" w:themeTint="99"/>
+          <w:sz w:val="34"/>
+          <w:szCs w:val="34"/>
+        </w:rPr>
+      </w:pPr>
+      <w:r>
+        <w:rPr>
+          <w:rFonts w:ascii="Calibri" w:hAnsi="Calibri" w:cs="Calibri"/>
+          <w:b/>
+          <w:bCs/>
+          <w:color w:val="D86DCB" w:themeColor="accent5" w:themeTint="99"/>
+          <w:sz w:val="34"/>
+          <w:szCs w:val="34"/>
         </w:rPr>
         <w:t xml:space="preserve">     static String? get token =&gt; _token;</w:t>
       </w:r>
@@ -1686,20 +2303,236 @@
           <w:b/>
           <w:bCs/>
           <w:color w:val="D86DCB" w:themeColor="accent5" w:themeTint="99"/>
-          <w:sz w:val="36"/>
-          <w:szCs w:val="36"/>
-        </w:rPr>
-      </w:pPr>
-      <w:r>
-        <w:rPr>
-          <w:rFonts w:ascii="Calibri" w:hAnsi="Calibri" w:cs="Calibri"/>
-          <w:b/>
-          <w:bCs/>
-          <w:color w:val="D86DCB" w:themeColor="accent5" w:themeTint="99"/>
-          <w:sz w:val="36"/>
-          <w:szCs w:val="36"/>
+          <w:sz w:val="34"/>
+          <w:szCs w:val="34"/>
+        </w:rPr>
+      </w:pPr>
+      <w:r>
+        <w:rPr>
+          <w:rFonts w:ascii="Calibri" w:hAnsi="Calibri" w:cs="Calibri"/>
+          <w:b/>
+          <w:bCs/>
+          <w:color w:val="D86DCB" w:themeColor="accent5" w:themeTint="99"/>
+          <w:sz w:val="34"/>
+          <w:szCs w:val="34"/>
+        </w:rPr>
+        <w:t xml:space="preserve">     …</w:t>
+      </w:r>
+    </w:p>
+    <w:p>
+      <w:pPr>
+        <w:jc w:val="both"/>
+        <w:rPr>
+          <w:rFonts w:ascii="Calibri" w:hAnsi="Calibri" w:cs="Calibri"/>
+          <w:b/>
+          <w:bCs/>
+          <w:color w:val="D86DCB" w:themeColor="accent5" w:themeTint="99"/>
+          <w:sz w:val="34"/>
+          <w:szCs w:val="34"/>
+        </w:rPr>
+      </w:pPr>
+      <w:r>
+        <w:rPr>
+          <w:rFonts w:ascii="Calibri" w:hAnsi="Calibri" w:cs="Calibri"/>
+          <w:b/>
+          <w:bCs/>
+          <w:color w:val="D86DCB" w:themeColor="accent5" w:themeTint="99"/>
+          <w:sz w:val="34"/>
+          <w:szCs w:val="34"/>
+        </w:rPr>
+        <w:t>}</w:t>
+      </w:r>
+    </w:p>
+    <w:p>
+      <w:pPr>
+        <w:jc w:val="both"/>
+        <w:rPr>
+          <w:rFonts w:ascii="Calibri" w:hAnsi="Calibri" w:cs="Calibri"/>
+          <w:b/>
+          <w:bCs/>
+          <w:color w:val="D86DCB" w:themeColor="accent5" w:themeTint="99"/>
+          <w:sz w:val="34"/>
+          <w:szCs w:val="34"/>
+        </w:rPr>
+      </w:pPr>
+      <w:r>
+        <w:rPr>
+          <w:rFonts w:ascii="Calibri" w:hAnsi="Calibri" w:cs="Calibri"/>
+          <w:b/>
+          <w:bCs/>
+          <w:color w:val="D86DCB" w:themeColor="accent5" w:themeTint="99"/>
+          <w:sz w:val="34"/>
+          <w:szCs w:val="34"/>
         </w:rPr>
         <w:lastRenderedPageBreak/>
+        <w:t xml:space="preserve">class </w:t>
+      </w:r>
+      <w:proofErr w:type="spellStart"/>
+      <w:r>
+        <w:rPr>
+          <w:rFonts w:ascii="Calibri" w:hAnsi="Calibri" w:cs="Calibri"/>
+          <w:b/>
+          <w:bCs/>
+          <w:color w:val="D86DCB" w:themeColor="accent5" w:themeTint="99"/>
+          <w:sz w:val="34"/>
+          <w:szCs w:val="34"/>
+        </w:rPr>
+        <w:t>APICaller</w:t>
+      </w:r>
+      <w:proofErr w:type="spellEnd"/>
+      <w:r>
+        <w:rPr>
+          <w:rFonts w:ascii="Calibri" w:hAnsi="Calibri" w:cs="Calibri"/>
+          <w:b/>
+          <w:bCs/>
+          <w:color w:val="D86DCB" w:themeColor="accent5" w:themeTint="99"/>
+          <w:sz w:val="34"/>
+          <w:szCs w:val="34"/>
+        </w:rPr>
+        <w:t xml:space="preserve"> {</w:t>
+      </w:r>
+    </w:p>
+    <w:p>
+      <w:pPr>
+        <w:jc w:val="both"/>
+        <w:rPr>
+          <w:rFonts w:ascii="Calibri" w:hAnsi="Calibri" w:cs="Calibri"/>
+          <w:b/>
+          <w:bCs/>
+          <w:color w:val="D86DCB" w:themeColor="accent5" w:themeTint="99"/>
+          <w:sz w:val="34"/>
+          <w:szCs w:val="34"/>
+        </w:rPr>
+      </w:pPr>
+      <w:r>
+        <w:rPr>
+          <w:rFonts w:ascii="Calibri" w:hAnsi="Calibri" w:cs="Calibri"/>
+          <w:b/>
+          <w:bCs/>
+          <w:color w:val="D86DCB" w:themeColor="accent5" w:themeTint="99"/>
+          <w:sz w:val="34"/>
+          <w:szCs w:val="34"/>
+        </w:rPr>
+        <w:t xml:space="preserve">     final String? Function() </w:t>
+      </w:r>
+      <w:proofErr w:type="spellStart"/>
+      <w:r>
+        <w:rPr>
+          <w:rFonts w:ascii="Calibri" w:hAnsi="Calibri" w:cs="Calibri"/>
+          <w:b/>
+          <w:bCs/>
+          <w:color w:val="D86DCB" w:themeColor="accent5" w:themeTint="99"/>
+          <w:sz w:val="34"/>
+          <w:szCs w:val="34"/>
+        </w:rPr>
+        <w:t>getToken</w:t>
+      </w:r>
+      <w:proofErr w:type="spellEnd"/>
+      <w:r>
+        <w:rPr>
+          <w:rFonts w:ascii="Calibri" w:hAnsi="Calibri" w:cs="Calibri"/>
+          <w:b/>
+          <w:bCs/>
+          <w:color w:val="D86DCB" w:themeColor="accent5" w:themeTint="99"/>
+          <w:sz w:val="34"/>
+          <w:szCs w:val="34"/>
+        </w:rPr>
+        <w:t>;</w:t>
+      </w:r>
+    </w:p>
+    <w:p>
+      <w:pPr>
+        <w:jc w:val="both"/>
+        <w:rPr>
+          <w:rFonts w:ascii="Calibri" w:hAnsi="Calibri" w:cs="Calibri"/>
+          <w:b/>
+          <w:bCs/>
+          <w:color w:val="D86DCB" w:themeColor="accent5" w:themeTint="99"/>
+          <w:sz w:val="34"/>
+          <w:szCs w:val="34"/>
+        </w:rPr>
+      </w:pPr>
+      <w:r>
+        <w:rPr>
+          <w:rFonts w:ascii="Calibri" w:hAnsi="Calibri" w:cs="Calibri"/>
+          <w:b/>
+          <w:bCs/>
+          <w:color w:val="D86DCB" w:themeColor="accent5" w:themeTint="99"/>
+          <w:sz w:val="34"/>
+          <w:szCs w:val="34"/>
+        </w:rPr>
+        <w:t xml:space="preserve">     </w:t>
+      </w:r>
+      <w:proofErr w:type="spellStart"/>
+      <w:r>
+        <w:rPr>
+          <w:rFonts w:ascii="Calibri" w:hAnsi="Calibri" w:cs="Calibri"/>
+          <w:b/>
+          <w:bCs/>
+          <w:color w:val="D86DCB" w:themeColor="accent5" w:themeTint="99"/>
+          <w:sz w:val="34"/>
+          <w:szCs w:val="34"/>
+        </w:rPr>
+        <w:t>APICaller</w:t>
+      </w:r>
+      <w:proofErr w:type="spellEnd"/>
+      <w:r>
+        <w:rPr>
+          <w:rFonts w:ascii="Calibri" w:hAnsi="Calibri" w:cs="Calibri"/>
+          <w:b/>
+          <w:bCs/>
+          <w:color w:val="D86DCB" w:themeColor="accent5" w:themeTint="99"/>
+          <w:sz w:val="34"/>
+          <w:szCs w:val="34"/>
+        </w:rPr>
+        <w:t xml:space="preserve">({required </w:t>
+      </w:r>
+      <w:proofErr w:type="spellStart"/>
+      <w:r>
+        <w:rPr>
+          <w:rFonts w:ascii="Calibri" w:hAnsi="Calibri" w:cs="Calibri"/>
+          <w:b/>
+          <w:bCs/>
+          <w:color w:val="D86DCB" w:themeColor="accent5" w:themeTint="99"/>
+          <w:sz w:val="34"/>
+          <w:szCs w:val="34"/>
+        </w:rPr>
+        <w:t>this.token</w:t>
+      </w:r>
+      <w:proofErr w:type="spellEnd"/>
+      <w:r>
+        <w:rPr>
+          <w:rFonts w:ascii="Calibri" w:hAnsi="Calibri" w:cs="Calibri"/>
+          <w:b/>
+          <w:bCs/>
+          <w:color w:val="D86DCB" w:themeColor="accent5" w:themeTint="99"/>
+          <w:sz w:val="34"/>
+          <w:szCs w:val="34"/>
+        </w:rPr>
+        <w:t>);</w:t>
+      </w:r>
+    </w:p>
+    <w:p>
+      <w:pPr>
+        <w:jc w:val="both"/>
+        <w:rPr>
+          <w:rFonts w:ascii="Calibri" w:hAnsi="Calibri" w:cs="Calibri"/>
+          <w:b/>
+          <w:bCs/>
+          <w:color w:val="D86DCB" w:themeColor="accent5" w:themeTint="99"/>
+          <w:sz w:val="34"/>
+          <w:szCs w:val="34"/>
+        </w:rPr>
+      </w:pPr>
+      <w:r>
+        <w:rPr>
+          <w:rFonts w:ascii="Calibri" w:hAnsi="Calibri" w:cs="Calibri"/>
+          <w:b/>
+          <w:bCs/>
+          <w:color w:val="D86DCB" w:themeColor="accent5" w:themeTint="99"/>
+          <w:sz w:val="34"/>
+          <w:szCs w:val="34"/>
+        </w:rPr>
         <w:t xml:space="preserve">     …</w:t>
       </w:r>
     </w:p>
@@ -1711,18 +2544,114 @@
           <w:b/>
           <w:bCs/>
           <w:color w:val="D86DCB" w:themeColor="accent5" w:themeTint="99"/>
-          <w:sz w:val="36"/>
-          <w:szCs w:val="36"/>
-        </w:rPr>
-      </w:pPr>
-      <w:r>
-        <w:rPr>
-          <w:rFonts w:ascii="Calibri" w:hAnsi="Calibri" w:cs="Calibri"/>
-          <w:b/>
-          <w:bCs/>
-          <w:color w:val="D86DCB" w:themeColor="accent5" w:themeTint="99"/>
-          <w:sz w:val="36"/>
-          <w:szCs w:val="36"/>
+          <w:sz w:val="34"/>
+          <w:szCs w:val="34"/>
+        </w:rPr>
+      </w:pPr>
+      <w:r>
+        <w:rPr>
+          <w:rFonts w:ascii="Calibri" w:hAnsi="Calibri" w:cs="Calibri"/>
+          <w:b/>
+          <w:bCs/>
+          <w:color w:val="D86DCB" w:themeColor="accent5" w:themeTint="99"/>
+          <w:sz w:val="34"/>
+          <w:szCs w:val="34"/>
+        </w:rPr>
+        <w:t xml:space="preserve">     {</w:t>
+      </w:r>
+    </w:p>
+    <w:p>
+      <w:pPr>
+        <w:jc w:val="both"/>
+        <w:rPr>
+          <w:rFonts w:ascii="Calibri" w:hAnsi="Calibri" w:cs="Calibri"/>
+          <w:b/>
+          <w:bCs/>
+          <w:color w:val="D86DCB" w:themeColor="accent5" w:themeTint="99"/>
+          <w:sz w:val="34"/>
+          <w:szCs w:val="34"/>
+        </w:rPr>
+      </w:pPr>
+      <w:r>
+        <w:rPr>
+          <w:rFonts w:ascii="Calibri" w:hAnsi="Calibri" w:cs="Calibri"/>
+          <w:b/>
+          <w:bCs/>
+          <w:color w:val="D86DCB" w:themeColor="accent5" w:themeTint="99"/>
+          <w:sz w:val="34"/>
+          <w:szCs w:val="34"/>
+        </w:rPr>
+        <w:t xml:space="preserve">        “token” : </w:t>
+      </w:r>
+      <w:proofErr w:type="spellStart"/>
+      <w:r>
+        <w:rPr>
+          <w:rFonts w:ascii="Calibri" w:hAnsi="Calibri" w:cs="Calibri"/>
+          <w:b/>
+          <w:bCs/>
+          <w:color w:val="D86DCB" w:themeColor="accent5" w:themeTint="99"/>
+          <w:sz w:val="34"/>
+          <w:szCs w:val="34"/>
+        </w:rPr>
+        <w:t>getToken</w:t>
+      </w:r>
+      <w:proofErr w:type="spellEnd"/>
+      <w:r>
+        <w:rPr>
+          <w:rFonts w:ascii="Calibri" w:hAnsi="Calibri" w:cs="Calibri"/>
+          <w:b/>
+          <w:bCs/>
+          <w:color w:val="D86DCB" w:themeColor="accent5" w:themeTint="99"/>
+          <w:sz w:val="34"/>
+          <w:szCs w:val="34"/>
+        </w:rPr>
+        <w:t>,</w:t>
+      </w:r>
+    </w:p>
+    <w:p>
+      <w:pPr>
+        <w:jc w:val="both"/>
+        <w:rPr>
+          <w:rFonts w:ascii="Calibri" w:hAnsi="Calibri" w:cs="Calibri"/>
+          <w:b/>
+          <w:bCs/>
+          <w:color w:val="D86DCB" w:themeColor="accent5" w:themeTint="99"/>
+          <w:sz w:val="34"/>
+          <w:szCs w:val="34"/>
+        </w:rPr>
+      </w:pPr>
+      <w:r>
+        <w:rPr>
+          <w:rFonts w:ascii="Calibri" w:hAnsi="Calibri" w:cs="Calibri"/>
+          <w:b/>
+          <w:bCs/>
+          <w:color w:val="D86DCB" w:themeColor="accent5" w:themeTint="99"/>
+          <w:sz w:val="34"/>
+          <w:szCs w:val="34"/>
+        </w:rPr>
+        <w:t xml:space="preserve">     …</w:t>
+      </w:r>
+    </w:p>
+    <w:p>
+      <w:pPr>
+        <w:jc w:val="both"/>
+        <w:rPr>
+          <w:rFonts w:ascii="Calibri" w:hAnsi="Calibri" w:cs="Calibri"/>
+          <w:b/>
+          <w:bCs/>
+          <w:color w:val="D86DCB" w:themeColor="accent5" w:themeTint="99"/>
+          <w:sz w:val="34"/>
+          <w:szCs w:val="34"/>
+        </w:rPr>
+      </w:pPr>
+      <w:r>
+        <w:rPr>
+          <w:rFonts w:ascii="Calibri" w:hAnsi="Calibri" w:cs="Calibri"/>
+          <w:b/>
+          <w:bCs/>
+          <w:color w:val="D86DCB" w:themeColor="accent5" w:themeTint="99"/>
+          <w:sz w:val="34"/>
+          <w:szCs w:val="34"/>
         </w:rPr>
         <w:t>}</w:t>
       </w:r>
@@ -1735,240 +2664,144 @@
           <w:b/>
           <w:bCs/>
           <w:color w:val="D86DCB" w:themeColor="accent5" w:themeTint="99"/>
-          <w:sz w:val="36"/>
-          <w:szCs w:val="36"/>
-        </w:rPr>
-      </w:pPr>
-      <w:r>
-        <w:rPr>
-          <w:rFonts w:ascii="Calibri" w:hAnsi="Calibri" w:cs="Calibri"/>
-          <w:b/>
-          <w:bCs/>
-          <w:color w:val="D86DCB" w:themeColor="accent5" w:themeTint="99"/>
-          <w:sz w:val="36"/>
-          <w:szCs w:val="36"/>
-        </w:rPr>
-        <w:t>class APICaller {</w:t>
-      </w:r>
-    </w:p>
-    <w:p>
-      <w:pPr>
-        <w:jc w:val="both"/>
-        <w:rPr>
-          <w:rFonts w:ascii="Calibri" w:hAnsi="Calibri" w:cs="Calibri"/>
-          <w:b/>
-          <w:bCs/>
-          <w:color w:val="D86DCB" w:themeColor="accent5" w:themeTint="99"/>
-          <w:sz w:val="36"/>
-          <w:szCs w:val="36"/>
-        </w:rPr>
-      </w:pPr>
-      <w:r>
-        <w:rPr>
-          <w:rFonts w:ascii="Calibri" w:hAnsi="Calibri" w:cs="Calibri"/>
-          <w:b/>
-          <w:bCs/>
-          <w:color w:val="D86DCB" w:themeColor="accent5" w:themeTint="99"/>
-          <w:sz w:val="36"/>
-          <w:szCs w:val="36"/>
-        </w:rPr>
-        <w:t xml:space="preserve">     final String? Function() getToken;</w:t>
-      </w:r>
-    </w:p>
-    <w:p>
-      <w:pPr>
-        <w:jc w:val="both"/>
-        <w:rPr>
-          <w:rFonts w:ascii="Calibri" w:hAnsi="Calibri" w:cs="Calibri"/>
-          <w:b/>
-          <w:bCs/>
-          <w:color w:val="D86DCB" w:themeColor="accent5" w:themeTint="99"/>
-          <w:sz w:val="36"/>
-          <w:szCs w:val="36"/>
-        </w:rPr>
-      </w:pPr>
-      <w:r>
-        <w:rPr>
-          <w:rFonts w:ascii="Calibri" w:hAnsi="Calibri" w:cs="Calibri"/>
-          <w:b/>
-          <w:bCs/>
-          <w:color w:val="D86DCB" w:themeColor="accent5" w:themeTint="99"/>
-          <w:sz w:val="36"/>
-          <w:szCs w:val="36"/>
-        </w:rPr>
-        <w:t xml:space="preserve">     APICaller({required this.token);</w:t>
-      </w:r>
-    </w:p>
-    <w:p>
-      <w:pPr>
-        <w:jc w:val="both"/>
-        <w:rPr>
-          <w:rFonts w:ascii="Calibri" w:hAnsi="Calibri" w:cs="Calibri"/>
-          <w:b/>
-          <w:bCs/>
-          <w:color w:val="D86DCB" w:themeColor="accent5" w:themeTint="99"/>
-          <w:sz w:val="36"/>
-          <w:szCs w:val="36"/>
-        </w:rPr>
-      </w:pPr>
-      <w:r>
-        <w:rPr>
-          <w:rFonts w:ascii="Calibri" w:hAnsi="Calibri" w:cs="Calibri"/>
-          <w:b/>
-          <w:bCs/>
-          <w:color w:val="D86DCB" w:themeColor="accent5" w:themeTint="99"/>
-          <w:sz w:val="36"/>
-          <w:szCs w:val="36"/>
-        </w:rPr>
-        <w:t xml:space="preserve">     …</w:t>
-      </w:r>
-    </w:p>
-    <w:p>
-      <w:pPr>
-        <w:jc w:val="both"/>
-        <w:rPr>
-          <w:rFonts w:ascii="Calibri" w:hAnsi="Calibri" w:cs="Calibri"/>
-          <w:b/>
-          <w:bCs/>
-          <w:color w:val="D86DCB" w:themeColor="accent5" w:themeTint="99"/>
-          <w:sz w:val="36"/>
-          <w:szCs w:val="36"/>
-        </w:rPr>
-      </w:pPr>
-      <w:r>
-        <w:rPr>
-          <w:rFonts w:ascii="Calibri" w:hAnsi="Calibri" w:cs="Calibri"/>
-          <w:b/>
-          <w:bCs/>
-          <w:color w:val="D86DCB" w:themeColor="accent5" w:themeTint="99"/>
-          <w:sz w:val="36"/>
-          <w:szCs w:val="36"/>
-        </w:rPr>
-        <w:t xml:space="preserve">     {</w:t>
-      </w:r>
-    </w:p>
-    <w:p>
-      <w:pPr>
-        <w:jc w:val="both"/>
-        <w:rPr>
-          <w:rFonts w:ascii="Calibri" w:hAnsi="Calibri" w:cs="Calibri"/>
-          <w:b/>
-          <w:bCs/>
-          <w:color w:val="D86DCB" w:themeColor="accent5" w:themeTint="99"/>
-          <w:sz w:val="36"/>
-          <w:szCs w:val="36"/>
-        </w:rPr>
-      </w:pPr>
-      <w:r>
-        <w:rPr>
-          <w:rFonts w:ascii="Calibri" w:hAnsi="Calibri" w:cs="Calibri"/>
-          <w:b/>
-          <w:bCs/>
-          <w:color w:val="D86DCB" w:themeColor="accent5" w:themeTint="99"/>
-          <w:sz w:val="36"/>
-          <w:szCs w:val="36"/>
-        </w:rPr>
-        <w:t xml:space="preserve">        “token” : getToken,</w:t>
-      </w:r>
-    </w:p>
-    <w:p>
-      <w:pPr>
-        <w:jc w:val="both"/>
-        <w:rPr>
-          <w:rFonts w:ascii="Calibri" w:hAnsi="Calibri" w:cs="Calibri"/>
-          <w:b/>
-          <w:bCs/>
-          <w:color w:val="D86DCB" w:themeColor="accent5" w:themeTint="99"/>
-          <w:sz w:val="36"/>
-          <w:szCs w:val="36"/>
-        </w:rPr>
-      </w:pPr>
-      <w:r>
-        <w:rPr>
-          <w:rFonts w:ascii="Calibri" w:hAnsi="Calibri" w:cs="Calibri"/>
-          <w:b/>
-          <w:bCs/>
-          <w:color w:val="D86DCB" w:themeColor="accent5" w:themeTint="99"/>
-          <w:sz w:val="36"/>
-          <w:szCs w:val="36"/>
-        </w:rPr>
-        <w:t xml:space="preserve">     …</w:t>
-      </w:r>
-    </w:p>
-    <w:p>
-      <w:pPr>
-        <w:jc w:val="both"/>
-        <w:rPr>
-          <w:rFonts w:ascii="Calibri" w:hAnsi="Calibri" w:cs="Calibri"/>
-          <w:b/>
-          <w:bCs/>
-          <w:color w:val="D86DCB" w:themeColor="accent5" w:themeTint="99"/>
-          <w:sz w:val="36"/>
-          <w:szCs w:val="36"/>
-        </w:rPr>
-      </w:pPr>
-      <w:r>
-        <w:rPr>
-          <w:rFonts w:ascii="Calibri" w:hAnsi="Calibri" w:cs="Calibri"/>
-          <w:b/>
-          <w:bCs/>
-          <w:color w:val="D86DCB" w:themeColor="accent5" w:themeTint="99"/>
-          <w:sz w:val="36"/>
-          <w:szCs w:val="36"/>
-        </w:rPr>
-        <w:t>}</w:t>
-      </w:r>
-    </w:p>
-    <w:p>
-      <w:pPr>
-        <w:jc w:val="both"/>
-        <w:rPr>
-          <w:rFonts w:ascii="Calibri" w:hAnsi="Calibri" w:cs="Calibri"/>
-          <w:b/>
-          <w:bCs/>
-          <w:color w:val="D86DCB" w:themeColor="accent5" w:themeTint="99"/>
-          <w:sz w:val="36"/>
-          <w:szCs w:val="36"/>
-        </w:rPr>
-      </w:pPr>
-      <w:r>
-        <w:rPr>
-          <w:rFonts w:ascii="Calibri" w:hAnsi="Calibri" w:cs="Calibri"/>
-          <w:b/>
-          <w:bCs/>
-          <w:color w:val="D86DCB" w:themeColor="accent5" w:themeTint="99"/>
-          <w:sz w:val="36"/>
-          <w:szCs w:val="36"/>
-        </w:rPr>
-        <w:t>final apiCaller = APICaller(getToken: () =&gt; AuthProvider.token);</w:t>
-      </w:r>
-    </w:p>
-    <w:p>
-      <w:pPr>
-        <w:jc w:val="both"/>
-        <w:rPr>
-          <w:rFonts w:ascii="Calibri" w:hAnsi="Calibri" w:cs="Calibri"/>
-          <w:sz w:val="36"/>
-          <w:szCs w:val="36"/>
-        </w:rPr>
-      </w:pPr>
-    </w:p>
-    <w:p>
-      <w:pPr>
-        <w:jc w:val="both"/>
-        <w:rPr>
-          <w:rFonts w:ascii="Calibri" w:hAnsi="Calibri" w:cs="Calibri"/>
-          <w:sz w:val="36"/>
-          <w:szCs w:val="36"/>
-        </w:rPr>
-      </w:pPr>
-      <w:r>
-        <w:rPr>
-          <w:rFonts w:ascii="Calibri" w:hAnsi="Calibri" w:cs="Calibri"/>
-          <w:b/>
-          <w:bCs/>
-          <w:sz w:val="36"/>
-          <w:szCs w:val="36"/>
+          <w:sz w:val="34"/>
+          <w:szCs w:val="34"/>
+        </w:rPr>
+      </w:pPr>
+      <w:r>
+        <w:rPr>
+          <w:rFonts w:ascii="Calibri" w:hAnsi="Calibri" w:cs="Calibri"/>
+          <w:b/>
+          <w:bCs/>
+          <w:color w:val="D86DCB" w:themeColor="accent5" w:themeTint="99"/>
+          <w:sz w:val="34"/>
+          <w:szCs w:val="34"/>
+        </w:rPr>
+        <w:t xml:space="preserve">final </w:t>
+      </w:r>
+      <w:proofErr w:type="spellStart"/>
+      <w:r>
+        <w:rPr>
+          <w:rFonts w:ascii="Calibri" w:hAnsi="Calibri" w:cs="Calibri"/>
+          <w:b/>
+          <w:bCs/>
+          <w:color w:val="D86DCB" w:themeColor="accent5" w:themeTint="99"/>
+          <w:sz w:val="34"/>
+          <w:szCs w:val="34"/>
+        </w:rPr>
+        <w:t>apiCaller</w:t>
+      </w:r>
+      <w:proofErr w:type="spellEnd"/>
+      <w:r>
+        <w:rPr>
+          <w:rFonts w:ascii="Calibri" w:hAnsi="Calibri" w:cs="Calibri"/>
+          <w:b/>
+          <w:bCs/>
+          <w:color w:val="D86DCB" w:themeColor="accent5" w:themeTint="99"/>
+          <w:sz w:val="34"/>
+          <w:szCs w:val="34"/>
+        </w:rPr>
+        <w:t xml:space="preserve"> = </w:t>
+      </w:r>
+      <w:proofErr w:type="spellStart"/>
+      <w:r>
+        <w:rPr>
+          <w:rFonts w:ascii="Calibri" w:hAnsi="Calibri" w:cs="Calibri"/>
+          <w:b/>
+          <w:bCs/>
+          <w:color w:val="D86DCB" w:themeColor="accent5" w:themeTint="99"/>
+          <w:sz w:val="34"/>
+          <w:szCs w:val="34"/>
+        </w:rPr>
+        <w:t>APICaller</w:t>
+      </w:r>
+      <w:proofErr w:type="spellEnd"/>
+      <w:r>
+        <w:rPr>
+          <w:rFonts w:ascii="Calibri" w:hAnsi="Calibri" w:cs="Calibri"/>
+          <w:b/>
+          <w:bCs/>
+          <w:color w:val="D86DCB" w:themeColor="accent5" w:themeTint="99"/>
+          <w:sz w:val="34"/>
+          <w:szCs w:val="34"/>
+        </w:rPr>
+        <w:t>(</w:t>
+      </w:r>
+      <w:proofErr w:type="spellStart"/>
+      <w:r>
+        <w:rPr>
+          <w:rFonts w:ascii="Calibri" w:hAnsi="Calibri" w:cs="Calibri"/>
+          <w:b/>
+          <w:bCs/>
+          <w:color w:val="D86DCB" w:themeColor="accent5" w:themeTint="99"/>
+          <w:sz w:val="34"/>
+          <w:szCs w:val="34"/>
+        </w:rPr>
+        <w:t>getToken</w:t>
+      </w:r>
+      <w:proofErr w:type="spellEnd"/>
+      <w:r>
+        <w:rPr>
+          <w:rFonts w:ascii="Calibri" w:hAnsi="Calibri" w:cs="Calibri"/>
+          <w:b/>
+          <w:bCs/>
+          <w:color w:val="D86DCB" w:themeColor="accent5" w:themeTint="99"/>
+          <w:sz w:val="34"/>
+          <w:szCs w:val="34"/>
+        </w:rPr>
+        <w:t xml:space="preserve">: () =&gt; </w:t>
+      </w:r>
+      <w:proofErr w:type="spellStart"/>
+      <w:r>
+        <w:rPr>
+          <w:rFonts w:ascii="Calibri" w:hAnsi="Calibri" w:cs="Calibri"/>
+          <w:b/>
+          <w:bCs/>
+          <w:color w:val="D86DCB" w:themeColor="accent5" w:themeTint="99"/>
+          <w:sz w:val="34"/>
+          <w:szCs w:val="34"/>
+        </w:rPr>
+        <w:t>AuthProvider.token</w:t>
+      </w:r>
+      <w:proofErr w:type="spellEnd"/>
+      <w:r>
+        <w:rPr>
+          <w:rFonts w:ascii="Calibri" w:hAnsi="Calibri" w:cs="Calibri"/>
+          <w:b/>
+          <w:bCs/>
+          <w:color w:val="D86DCB" w:themeColor="accent5" w:themeTint="99"/>
+          <w:sz w:val="34"/>
+          <w:szCs w:val="34"/>
+        </w:rPr>
+        <w:t>);</w:t>
+      </w:r>
+    </w:p>
+    <w:p>
+      <w:pPr>
+        <w:jc w:val="both"/>
+        <w:rPr>
+          <w:rFonts w:ascii="Calibri" w:hAnsi="Calibri" w:cs="Calibri"/>
+          <w:sz w:val="34"/>
+          <w:szCs w:val="34"/>
+        </w:rPr>
+      </w:pPr>
+    </w:p>
+    <w:p>
+      <w:pPr>
+        <w:jc w:val="both"/>
+        <w:rPr>
+          <w:rFonts w:ascii="Calibri" w:hAnsi="Calibri" w:cs="Calibri"/>
+          <w:sz w:val="34"/>
+          <w:szCs w:val="34"/>
+        </w:rPr>
+      </w:pPr>
+      <w:r>
+        <w:rPr>
+          <w:rFonts w:ascii="Calibri" w:hAnsi="Calibri" w:cs="Calibri"/>
+          <w:b/>
+          <w:bCs/>
+          <w:sz w:val="34"/>
+          <w:szCs w:val="34"/>
         </w:rPr>
         <w:t>N</w:t>
       </w:r>
@@ -1977,8 +2810,8 @@
           <w:rFonts w:ascii="Calibri" w:hAnsi="Calibri" w:cs="Calibri"/>
           <w:b/>
           <w:bCs/>
-          <w:sz w:val="36"/>
-          <w:szCs w:val="36"/>
+          <w:sz w:val="34"/>
+          <w:szCs w:val="34"/>
         </w:rPr>
         <w:t>OTE</w:t>
       </w:r>
@@ -1987,66 +2820,78 @@
           <w:rFonts w:ascii="Calibri" w:hAnsi="Calibri" w:cs="Calibri"/>
           <w:b/>
           <w:bCs/>
-          <w:sz w:val="36"/>
-          <w:szCs w:val="36"/>
+          <w:sz w:val="34"/>
+          <w:szCs w:val="34"/>
         </w:rPr>
         <w:t>:</w:t>
       </w:r>
       <w:r>
         <w:rPr>
           <w:rFonts w:ascii="Calibri" w:hAnsi="Calibri" w:cs="Calibri"/>
-          <w:sz w:val="36"/>
-          <w:szCs w:val="36"/>
+          <w:sz w:val="34"/>
+          <w:szCs w:val="34"/>
         </w:rPr>
         <w:t xml:space="preserve"> Use this when we want to get the latest data from a class instead of using the old one</w:t>
       </w:r>
       <w:r>
         <w:rPr>
           <w:rFonts w:ascii="Calibri" w:hAnsi="Calibri" w:cs="Calibri"/>
-          <w:sz w:val="36"/>
-          <w:szCs w:val="36"/>
+          <w:sz w:val="34"/>
+          <w:szCs w:val="34"/>
         </w:rPr>
         <w:t xml:space="preserve"> (snapshot)</w:t>
       </w:r>
       <w:r>
         <w:rPr>
           <w:rFonts w:ascii="Calibri" w:hAnsi="Calibri" w:cs="Calibri"/>
-          <w:sz w:val="36"/>
-          <w:szCs w:val="36"/>
+          <w:sz w:val="34"/>
+          <w:szCs w:val="34"/>
         </w:rPr>
         <w:t xml:space="preserve">. </w:t>
       </w:r>
       <w:r>
         <w:rPr>
           <w:rFonts w:ascii="Calibri" w:hAnsi="Calibri" w:cs="Calibri"/>
-          <w:sz w:val="36"/>
-          <w:szCs w:val="36"/>
+          <w:sz w:val="34"/>
+          <w:szCs w:val="34"/>
         </w:rPr>
         <w:t>It’s</w:t>
       </w:r>
       <w:r>
         <w:rPr>
           <w:rFonts w:ascii="Calibri" w:hAnsi="Calibri" w:cs="Calibri"/>
-          <w:sz w:val="36"/>
-          <w:szCs w:val="36"/>
+          <w:sz w:val="34"/>
+          <w:szCs w:val="34"/>
         </w:rPr>
         <w:t xml:space="preserve"> like </w:t>
       </w:r>
-      <w:r>
-        <w:rPr>
-          <w:rFonts w:ascii="Calibri" w:hAnsi="Calibri" w:cs="Calibri"/>
-          <w:b/>
-          <w:bCs/>
-          <w:sz w:val="36"/>
-          <w:szCs w:val="36"/>
-        </w:rPr>
-        <w:t>getToken()</w:t>
-      </w:r>
-      <w:r>
-        <w:rPr>
-          <w:rFonts w:ascii="Calibri" w:hAnsi="Calibri" w:cs="Calibri"/>
-          <w:sz w:val="36"/>
-          <w:szCs w:val="36"/>
+      <w:proofErr w:type="spellStart"/>
+      <w:r>
+        <w:rPr>
+          <w:rFonts w:ascii="Calibri" w:hAnsi="Calibri" w:cs="Calibri"/>
+          <w:b/>
+          <w:bCs/>
+          <w:sz w:val="34"/>
+          <w:szCs w:val="34"/>
+        </w:rPr>
+        <w:t>getToken</w:t>
+      </w:r>
+      <w:proofErr w:type="spellEnd"/>
+      <w:r>
+        <w:rPr>
+          <w:rFonts w:ascii="Calibri" w:hAnsi="Calibri" w:cs="Calibri"/>
+          <w:b/>
+          <w:bCs/>
+          <w:sz w:val="34"/>
+          <w:szCs w:val="34"/>
+        </w:rPr>
+        <w:t>()</w:t>
+      </w:r>
+      <w:r>
+        <w:rPr>
+          <w:rFonts w:ascii="Calibri" w:hAnsi="Calibri" w:cs="Calibri"/>
+          <w:sz w:val="34"/>
+          <w:szCs w:val="34"/>
         </w:rPr>
         <w:t xml:space="preserve"> when called every time it gets the lates token. Here instead of a callback think of it like a passable parameter in classes or methods.</w:t>
       </w:r>
@@ -2056,8 +2901,8 @@
         <w:jc w:val="both"/>
         <w:rPr>
           <w:rFonts w:ascii="Calibri" w:hAnsi="Calibri" w:cs="Calibri"/>
-          <w:sz w:val="36"/>
-          <w:szCs w:val="36"/>
+          <w:sz w:val="34"/>
+          <w:szCs w:val="34"/>
         </w:rPr>
       </w:pPr>
     </w:p>
@@ -2066,15 +2911,15 @@
         <w:jc w:val="center"/>
         <w:rPr>
           <w:rFonts w:ascii="Calibri" w:hAnsi="Calibri" w:cs="Calibri"/>
-          <w:sz w:val="36"/>
-          <w:szCs w:val="36"/>
-        </w:rPr>
-      </w:pPr>
-      <w:r>
-        <w:rPr>
-          <w:rFonts w:ascii="Calibri" w:hAnsi="Calibri" w:cs="Calibri"/>
-          <w:sz w:val="36"/>
-          <w:szCs w:val="36"/>
+          <w:sz w:val="34"/>
+          <w:szCs w:val="34"/>
+        </w:rPr>
+      </w:pPr>
+      <w:r>
+        <w:rPr>
+          <w:rFonts w:ascii="Calibri" w:hAnsi="Calibri" w:cs="Calibri"/>
+          <w:sz w:val="34"/>
+          <w:szCs w:val="34"/>
         </w:rPr>
         <w:t>Break</w:t>
       </w:r>
@@ -2084,29 +2929,29 @@
         <w:jc w:val="both"/>
         <w:rPr>
           <w:rFonts w:ascii="Calibri" w:hAnsi="Calibri" w:cs="Calibri"/>
-          <w:sz w:val="36"/>
-          <w:szCs w:val="36"/>
-        </w:rPr>
-      </w:pPr>
-    </w:p>
-    <w:p>
-      <w:pPr>
-        <w:jc w:val="both"/>
-        <w:rPr>
-          <w:rFonts w:ascii="Calibri" w:hAnsi="Calibri" w:cs="Calibri"/>
-          <w:b/>
-          <w:bCs/>
-          <w:sz w:val="36"/>
-          <w:szCs w:val="36"/>
-        </w:rPr>
-      </w:pPr>
-      <w:r>
-        <w:rPr>
-          <w:rFonts w:ascii="Calibri" w:hAnsi="Calibri" w:cs="Calibri"/>
-          <w:b/>
-          <w:bCs/>
-          <w:sz w:val="36"/>
-          <w:szCs w:val="36"/>
+          <w:sz w:val="34"/>
+          <w:szCs w:val="34"/>
+        </w:rPr>
+      </w:pPr>
+    </w:p>
+    <w:p>
+      <w:pPr>
+        <w:jc w:val="both"/>
+        <w:rPr>
+          <w:rFonts w:ascii="Calibri" w:hAnsi="Calibri" w:cs="Calibri"/>
+          <w:b/>
+          <w:bCs/>
+          <w:sz w:val="34"/>
+          <w:szCs w:val="34"/>
+        </w:rPr>
+      </w:pPr>
+      <w:r>
+        <w:rPr>
+          <w:rFonts w:ascii="Calibri" w:hAnsi="Calibri" w:cs="Calibri"/>
+          <w:b/>
+          <w:bCs/>
+          <w:sz w:val="34"/>
+          <w:szCs w:val="34"/>
         </w:rPr>
         <w:t>Lambda</w:t>
       </w:r>
@@ -2115,18 +2960,28 @@
           <w:rFonts w:ascii="Calibri" w:hAnsi="Calibri" w:cs="Calibri"/>
           <w:b/>
           <w:bCs/>
-          <w:sz w:val="36"/>
-          <w:szCs w:val="36"/>
-        </w:rPr>
-        <w:t xml:space="preserve"> Or Annonymous</w:t>
-      </w:r>
-      <w:r>
-        <w:rPr>
-          <w:rFonts w:ascii="Calibri" w:hAnsi="Calibri" w:cs="Calibri"/>
-          <w:b/>
-          <w:bCs/>
-          <w:sz w:val="36"/>
-          <w:szCs w:val="36"/>
+          <w:sz w:val="34"/>
+          <w:szCs w:val="34"/>
+        </w:rPr>
+        <w:t xml:space="preserve"> Or </w:t>
+      </w:r>
+      <w:r>
+        <w:rPr>
+          <w:rFonts w:ascii="Calibri" w:hAnsi="Calibri" w:cs="Calibri"/>
+          <w:b/>
+          <w:bCs/>
+          <w:sz w:val="34"/>
+          <w:szCs w:val="34"/>
+        </w:rPr>
+        <w:t>Anonymous</w:t>
+      </w:r>
+      <w:r>
+        <w:rPr>
+          <w:rFonts w:ascii="Calibri" w:hAnsi="Calibri" w:cs="Calibri"/>
+          <w:b/>
+          <w:bCs/>
+          <w:sz w:val="34"/>
+          <w:szCs w:val="34"/>
         </w:rPr>
         <w:t xml:space="preserve"> Function:</w:t>
       </w:r>
@@ -2136,32 +2991,31 @@
         <w:jc w:val="both"/>
         <w:rPr>
           <w:rFonts w:ascii="Calibri" w:hAnsi="Calibri" w:cs="Calibri"/>
-          <w:sz w:val="36"/>
-          <w:szCs w:val="36"/>
-        </w:rPr>
-      </w:pPr>
-      <w:r>
-        <w:rPr>
-          <w:rFonts w:ascii="Calibri" w:hAnsi="Calibri" w:cs="Calibri"/>
-          <w:sz w:val="36"/>
-          <w:szCs w:val="36"/>
-        </w:rPr>
-        <w:lastRenderedPageBreak/>
+          <w:sz w:val="34"/>
+          <w:szCs w:val="34"/>
+        </w:rPr>
+      </w:pPr>
+      <w:r>
+        <w:rPr>
+          <w:rFonts w:ascii="Calibri" w:hAnsi="Calibri" w:cs="Calibri"/>
+          <w:sz w:val="34"/>
+          <w:szCs w:val="34"/>
+        </w:rPr>
         <w:t># Lambda function is an anonymous</w:t>
       </w:r>
       <w:r>
         <w:rPr>
           <w:rFonts w:ascii="Calibri" w:hAnsi="Calibri" w:cs="Calibri"/>
-          <w:sz w:val="36"/>
-          <w:szCs w:val="36"/>
+          <w:sz w:val="34"/>
+          <w:szCs w:val="34"/>
         </w:rPr>
         <w:t xml:space="preserve"> (does not have any name) </w:t>
       </w:r>
       <w:r>
         <w:rPr>
           <w:rFonts w:ascii="Calibri" w:hAnsi="Calibri" w:cs="Calibri"/>
-          <w:sz w:val="36"/>
-          <w:szCs w:val="36"/>
+          <w:sz w:val="34"/>
+          <w:szCs w:val="34"/>
         </w:rPr>
         <w:t>function that can be defined on the spot. It can take a parameter too.</w:t>
       </w:r>
@@ -2171,18 +3025,18 @@
         <w:jc w:val="both"/>
         <w:rPr>
           <w:rFonts w:ascii="Calibri" w:hAnsi="Calibri" w:cs="Calibri"/>
-          <w:sz w:val="36"/>
-          <w:szCs w:val="36"/>
-        </w:rPr>
-      </w:pPr>
-      <w:r>
-        <w:rPr>
-          <w:rFonts w:ascii="Calibri" w:hAnsi="Calibri" w:cs="Calibri"/>
-          <w:b/>
-          <w:bCs/>
-          <w:color w:val="D86DCB" w:themeColor="accent5" w:themeTint="99"/>
-          <w:sz w:val="36"/>
-          <w:szCs w:val="36"/>
+          <w:sz w:val="34"/>
+          <w:szCs w:val="34"/>
+        </w:rPr>
+      </w:pPr>
+      <w:r>
+        <w:rPr>
+          <w:rFonts w:ascii="Calibri" w:hAnsi="Calibri" w:cs="Calibri"/>
+          <w:b/>
+          <w:bCs/>
+          <w:color w:val="D86DCB" w:themeColor="accent5" w:themeTint="99"/>
+          <w:sz w:val="34"/>
+          <w:szCs w:val="34"/>
         </w:rPr>
         <w:t>() =&gt;</w:t>
       </w:r>
@@ -2192,16 +3046,16 @@
           <w:b/>
           <w:bCs/>
           <w:color w:val="D86DCB" w:themeColor="accent5" w:themeTint="99"/>
-          <w:sz w:val="36"/>
-          <w:szCs w:val="36"/>
+          <w:sz w:val="34"/>
+          <w:szCs w:val="34"/>
         </w:rPr>
         <w:tab/>
       </w:r>
       <w:r>
         <w:rPr>
           <w:rFonts w:ascii="Calibri" w:hAnsi="Calibri" w:cs="Calibri"/>
-          <w:sz w:val="36"/>
-          <w:szCs w:val="36"/>
+          <w:sz w:val="34"/>
+          <w:szCs w:val="34"/>
         </w:rPr>
         <w:tab/>
         <w:t>or</w:t>
@@ -2209,16 +3063,16 @@
       <w:r>
         <w:rPr>
           <w:rFonts w:ascii="Calibri" w:hAnsi="Calibri" w:cs="Calibri"/>
-          <w:sz w:val="36"/>
-          <w:szCs w:val="36"/>
+          <w:sz w:val="34"/>
+          <w:szCs w:val="34"/>
         </w:rPr>
         <w:tab/>
       </w:r>
       <w:r>
         <w:rPr>
           <w:rFonts w:ascii="Calibri" w:hAnsi="Calibri" w:cs="Calibri"/>
-          <w:sz w:val="36"/>
-          <w:szCs w:val="36"/>
+          <w:sz w:val="34"/>
+          <w:szCs w:val="34"/>
         </w:rPr>
         <w:tab/>
       </w:r>
@@ -2228,8 +3082,8 @@
           <w:b/>
           <w:bCs/>
           <w:color w:val="D86DCB" w:themeColor="accent5" w:themeTint="99"/>
-          <w:sz w:val="36"/>
-          <w:szCs w:val="36"/>
+          <w:sz w:val="34"/>
+          <w:szCs w:val="34"/>
         </w:rPr>
         <w:t>( ) {  }</w:t>
       </w:r>
@@ -2242,18 +3096,18 @@
           <w:b/>
           <w:bCs/>
           <w:color w:val="D86DCB" w:themeColor="accent5" w:themeTint="99"/>
-          <w:sz w:val="36"/>
-          <w:szCs w:val="36"/>
-        </w:rPr>
-      </w:pPr>
-      <w:r>
-        <w:rPr>
-          <w:rFonts w:ascii="Calibri" w:hAnsi="Calibri" w:cs="Calibri"/>
-          <w:b/>
-          <w:bCs/>
-          <w:color w:val="D86DCB" w:themeColor="accent5" w:themeTint="99"/>
-          <w:sz w:val="36"/>
-          <w:szCs w:val="36"/>
+          <w:sz w:val="34"/>
+          <w:szCs w:val="34"/>
+        </w:rPr>
+      </w:pPr>
+      <w:r>
+        <w:rPr>
+          <w:rFonts w:ascii="Calibri" w:hAnsi="Calibri" w:cs="Calibri"/>
+          <w:b/>
+          <w:bCs/>
+          <w:color w:val="D86DCB" w:themeColor="accent5" w:themeTint="99"/>
+          <w:sz w:val="34"/>
+          <w:szCs w:val="34"/>
         </w:rPr>
         <w:t>(int value) =&gt;</w:t>
       </w:r>
@@ -2263,16 +3117,17 @@
         <w:jc w:val="both"/>
         <w:rPr>
           <w:rFonts w:ascii="Calibri" w:hAnsi="Calibri" w:cs="Calibri"/>
-          <w:sz w:val="36"/>
-          <w:szCs w:val="36"/>
-        </w:rPr>
-      </w:pPr>
-      <w:r>
-        <w:rPr>
-          <w:rFonts w:ascii="Calibri" w:hAnsi="Calibri" w:cs="Calibri"/>
-          <w:sz w:val="36"/>
-          <w:szCs w:val="36"/>
-        </w:rPr>
+          <w:sz w:val="34"/>
+          <w:szCs w:val="34"/>
+        </w:rPr>
+      </w:pPr>
+      <w:r>
+        <w:rPr>
+          <w:rFonts w:ascii="Calibri" w:hAnsi="Calibri" w:cs="Calibri"/>
+          <w:sz w:val="34"/>
+          <w:szCs w:val="34"/>
+        </w:rPr>
+        <w:lastRenderedPageBreak/>
         <w:t># It is mostly used for button callbacks</w:t>
       </w:r>
     </w:p>
@@ -2281,92 +3136,202 @@
         <w:jc w:val="both"/>
         <w:rPr>
           <w:rFonts w:ascii="Calibri" w:hAnsi="Calibri" w:cs="Calibri"/>
-          <w:sz w:val="36"/>
-          <w:szCs w:val="36"/>
-        </w:rPr>
-      </w:pPr>
-      <w:r>
-        <w:rPr>
-          <w:rFonts w:ascii="Calibri" w:hAnsi="Calibri" w:cs="Calibri"/>
-          <w:sz w:val="36"/>
-          <w:szCs w:val="36"/>
-        </w:rPr>
-        <w:t># This lambda returns the cancelNewTask function itself.</w:t>
-      </w:r>
-    </w:p>
-    <w:p>
-      <w:pPr>
-        <w:jc w:val="both"/>
-        <w:rPr>
-          <w:rFonts w:ascii="Calibri" w:hAnsi="Calibri" w:cs="Calibri"/>
-          <w:b/>
-          <w:bCs/>
-          <w:color w:val="D86DCB" w:themeColor="accent5" w:themeTint="99"/>
-          <w:sz w:val="36"/>
-          <w:szCs w:val="36"/>
-        </w:rPr>
-      </w:pPr>
-      <w:r>
-        <w:rPr>
-          <w:rFonts w:ascii="Calibri" w:hAnsi="Calibri" w:cs="Calibri"/>
-          <w:b/>
-          <w:bCs/>
-          <w:color w:val="D86DCB" w:themeColor="accent5" w:themeTint="99"/>
-          <w:sz w:val="36"/>
-          <w:szCs w:val="36"/>
-        </w:rPr>
-        <w:t>onCancel: () =&gt; cancelNewTastk,</w:t>
-      </w:r>
-    </w:p>
-    <w:p>
-      <w:pPr>
-        <w:jc w:val="both"/>
-        <w:rPr>
-          <w:rFonts w:ascii="Calibri" w:hAnsi="Calibri" w:cs="Calibri"/>
-          <w:sz w:val="36"/>
-          <w:szCs w:val="36"/>
-        </w:rPr>
-      </w:pPr>
-      <w:r>
-        <w:rPr>
-          <w:rFonts w:ascii="Calibri" w:hAnsi="Calibri" w:cs="Calibri"/>
-          <w:sz w:val="36"/>
-          <w:szCs w:val="36"/>
-        </w:rPr>
-        <w:t># This calls the cancelNewTask function in the lambda function. In this way for logic can be applied for future use.</w:t>
-      </w:r>
-    </w:p>
-    <w:p>
-      <w:pPr>
-        <w:jc w:val="both"/>
-        <w:rPr>
-          <w:rFonts w:ascii="Calibri" w:hAnsi="Calibri" w:cs="Calibri"/>
-          <w:b/>
-          <w:bCs/>
-          <w:color w:val="D86DCB" w:themeColor="accent5" w:themeTint="99"/>
-          <w:sz w:val="36"/>
-          <w:szCs w:val="36"/>
-        </w:rPr>
-      </w:pPr>
-      <w:r>
-        <w:rPr>
-          <w:rFonts w:ascii="Calibri" w:hAnsi="Calibri" w:cs="Calibri"/>
-          <w:b/>
-          <w:bCs/>
-          <w:color w:val="D86DCB" w:themeColor="accent5" w:themeTint="99"/>
-          <w:sz w:val="36"/>
-          <w:szCs w:val="36"/>
-        </w:rPr>
-        <w:t>onCanel: () =&gt; cancelNewTask(),</w:t>
-      </w:r>
-    </w:p>
-    <w:p>
-      <w:pPr>
-        <w:jc w:val="both"/>
-        <w:rPr>
-          <w:rFonts w:ascii="Calibri" w:hAnsi="Calibri" w:cs="Calibri"/>
-          <w:sz w:val="36"/>
-          <w:szCs w:val="36"/>
+          <w:sz w:val="34"/>
+          <w:szCs w:val="34"/>
+        </w:rPr>
+      </w:pPr>
+      <w:r>
+        <w:rPr>
+          <w:rFonts w:ascii="Calibri" w:hAnsi="Calibri" w:cs="Calibri"/>
+          <w:sz w:val="34"/>
+          <w:szCs w:val="34"/>
+        </w:rPr>
+        <w:t xml:space="preserve"># This lambda returns the </w:t>
+      </w:r>
+      <w:proofErr w:type="spellStart"/>
+      <w:r>
+        <w:rPr>
+          <w:rFonts w:ascii="Calibri" w:hAnsi="Calibri" w:cs="Calibri"/>
+          <w:sz w:val="34"/>
+          <w:szCs w:val="34"/>
+        </w:rPr>
+        <w:t>cancelNewTask</w:t>
+      </w:r>
+      <w:proofErr w:type="spellEnd"/>
+      <w:r>
+        <w:rPr>
+          <w:rFonts w:ascii="Calibri" w:hAnsi="Calibri" w:cs="Calibri"/>
+          <w:sz w:val="34"/>
+          <w:szCs w:val="34"/>
+        </w:rPr>
+        <w:t xml:space="preserve"> function itself.</w:t>
+      </w:r>
+    </w:p>
+    <w:p>
+      <w:pPr>
+        <w:jc w:val="both"/>
+        <w:rPr>
+          <w:rFonts w:ascii="Calibri" w:hAnsi="Calibri" w:cs="Calibri"/>
+          <w:b/>
+          <w:bCs/>
+          <w:color w:val="D86DCB" w:themeColor="accent5" w:themeTint="99"/>
+          <w:sz w:val="34"/>
+          <w:szCs w:val="34"/>
+        </w:rPr>
+      </w:pPr>
+      <w:proofErr w:type="spellStart"/>
+      <w:r>
+        <w:rPr>
+          <w:rFonts w:ascii="Calibri" w:hAnsi="Calibri" w:cs="Calibri"/>
+          <w:b/>
+          <w:bCs/>
+          <w:color w:val="D86DCB" w:themeColor="accent5" w:themeTint="99"/>
+          <w:sz w:val="34"/>
+          <w:szCs w:val="34"/>
+        </w:rPr>
+        <w:t>onCancel</w:t>
+      </w:r>
+      <w:proofErr w:type="spellEnd"/>
+      <w:r>
+        <w:rPr>
+          <w:rFonts w:ascii="Calibri" w:hAnsi="Calibri" w:cs="Calibri"/>
+          <w:b/>
+          <w:bCs/>
+          <w:color w:val="D86DCB" w:themeColor="accent5" w:themeTint="99"/>
+          <w:sz w:val="34"/>
+          <w:szCs w:val="34"/>
+        </w:rPr>
+        <w:t xml:space="preserve">: () =&gt; </w:t>
+      </w:r>
+      <w:proofErr w:type="spellStart"/>
+      <w:r>
+        <w:rPr>
+          <w:rFonts w:ascii="Calibri" w:hAnsi="Calibri" w:cs="Calibri"/>
+          <w:b/>
+          <w:bCs/>
+          <w:color w:val="D86DCB" w:themeColor="accent5" w:themeTint="99"/>
+          <w:sz w:val="34"/>
+          <w:szCs w:val="34"/>
+        </w:rPr>
+        <w:t>cancelNewTastk</w:t>
+      </w:r>
+      <w:proofErr w:type="spellEnd"/>
+      <w:r>
+        <w:rPr>
+          <w:rFonts w:ascii="Calibri" w:hAnsi="Calibri" w:cs="Calibri"/>
+          <w:b/>
+          <w:bCs/>
+          <w:color w:val="D86DCB" w:themeColor="accent5" w:themeTint="99"/>
+          <w:sz w:val="34"/>
+          <w:szCs w:val="34"/>
+        </w:rPr>
+        <w:t>,</w:t>
+      </w:r>
+    </w:p>
+    <w:p>
+      <w:pPr>
+        <w:jc w:val="both"/>
+        <w:rPr>
+          <w:rFonts w:ascii="Calibri" w:hAnsi="Calibri" w:cs="Calibri"/>
+          <w:sz w:val="34"/>
+          <w:szCs w:val="34"/>
+        </w:rPr>
+      </w:pPr>
+      <w:r>
+        <w:rPr>
+          <w:rFonts w:ascii="Calibri" w:hAnsi="Calibri" w:cs="Calibri"/>
+          <w:sz w:val="34"/>
+          <w:szCs w:val="34"/>
+        </w:rPr>
+        <w:t xml:space="preserve"># This calls the </w:t>
+      </w:r>
+      <w:proofErr w:type="spellStart"/>
+      <w:r>
+        <w:rPr>
+          <w:rFonts w:ascii="Calibri" w:hAnsi="Calibri" w:cs="Calibri"/>
+          <w:sz w:val="34"/>
+          <w:szCs w:val="34"/>
+        </w:rPr>
+        <w:t>cancelNewTask</w:t>
+      </w:r>
+      <w:proofErr w:type="spellEnd"/>
+      <w:r>
+        <w:rPr>
+          <w:rFonts w:ascii="Calibri" w:hAnsi="Calibri" w:cs="Calibri"/>
+          <w:sz w:val="34"/>
+          <w:szCs w:val="34"/>
+        </w:rPr>
+        <w:t xml:space="preserve"> function in the lambda function. In this way for logic can be applied for future use.</w:t>
+      </w:r>
+    </w:p>
+    <w:p>
+      <w:pPr>
+        <w:jc w:val="both"/>
+        <w:rPr>
+          <w:rFonts w:ascii="Calibri" w:hAnsi="Calibri" w:cs="Calibri"/>
+          <w:b/>
+          <w:bCs/>
+          <w:color w:val="D86DCB" w:themeColor="accent5" w:themeTint="99"/>
+          <w:sz w:val="34"/>
+          <w:szCs w:val="34"/>
+        </w:rPr>
+      </w:pPr>
+      <w:proofErr w:type="spellStart"/>
+      <w:r>
+        <w:rPr>
+          <w:rFonts w:ascii="Calibri" w:hAnsi="Calibri" w:cs="Calibri"/>
+          <w:b/>
+          <w:bCs/>
+          <w:color w:val="D86DCB" w:themeColor="accent5" w:themeTint="99"/>
+          <w:sz w:val="34"/>
+          <w:szCs w:val="34"/>
+        </w:rPr>
+        <w:t>onCanel</w:t>
+      </w:r>
+      <w:proofErr w:type="spellEnd"/>
+      <w:r>
+        <w:rPr>
+          <w:rFonts w:ascii="Calibri" w:hAnsi="Calibri" w:cs="Calibri"/>
+          <w:b/>
+          <w:bCs/>
+          <w:color w:val="D86DCB" w:themeColor="accent5" w:themeTint="99"/>
+          <w:sz w:val="34"/>
+          <w:szCs w:val="34"/>
+        </w:rPr>
+        <w:t xml:space="preserve">: () =&gt; </w:t>
+      </w:r>
+      <w:proofErr w:type="spellStart"/>
+      <w:r>
+        <w:rPr>
+          <w:rFonts w:ascii="Calibri" w:hAnsi="Calibri" w:cs="Calibri"/>
+          <w:b/>
+          <w:bCs/>
+          <w:color w:val="D86DCB" w:themeColor="accent5" w:themeTint="99"/>
+          <w:sz w:val="34"/>
+          <w:szCs w:val="34"/>
+        </w:rPr>
+        <w:t>cancelNewTask</w:t>
+      </w:r>
+      <w:proofErr w:type="spellEnd"/>
+      <w:r>
+        <w:rPr>
+          <w:rFonts w:ascii="Calibri" w:hAnsi="Calibri" w:cs="Calibri"/>
+          <w:b/>
+          <w:bCs/>
+          <w:color w:val="D86DCB" w:themeColor="accent5" w:themeTint="99"/>
+          <w:sz w:val="34"/>
+          <w:szCs w:val="34"/>
+        </w:rPr>
+        <w:t>(),</w:t>
+      </w:r>
+    </w:p>
+    <w:p>
+      <w:pPr>
+        <w:jc w:val="both"/>
+        <w:rPr>
+          <w:rFonts w:ascii="Calibri" w:hAnsi="Calibri" w:cs="Calibri"/>
+          <w:sz w:val="34"/>
+          <w:szCs w:val="34"/>
         </w:rPr>
       </w:pPr>
     </w:p>
